--- a/resume-2.docx
+++ b/resume-2.docx
@@ -1,11 +1,11 @@
 
 <file path=word/document.xml><?xml version="1.0" encoding="utf-8"?>
-<w:document xmlns:wpc="http://schemas.microsoft.com/office/word/2010/wordprocessingCanvas" xmlns:cx="http://schemas.microsoft.com/office/drawing/2014/chartex" xmlns:cx1="http://schemas.microsoft.com/office/drawing/2015/9/8/chartex" xmlns:cx2="http://schemas.microsoft.com/office/drawing/2015/10/21/chartex" xmlns:cx3="http://schemas.microsoft.com/office/drawing/2016/5/9/chartex" xmlns:cx4="http://schemas.microsoft.com/office/drawing/2016/5/10/chartex" xmlns:cx5="http://schemas.microsoft.com/office/drawing/2016/5/11/chartex" xmlns:cx6="http://schemas.microsoft.com/office/drawing/2016/5/12/chartex" xmlns:cx7="http://schemas.microsoft.com/office/drawing/2016/5/13/chartex" xmlns:cx8="http://schemas.microsoft.com/office/drawing/2016/5/14/chartex" xmlns:mc="http://schemas.openxmlformats.org/markup-compatibility/2006" xmlns:aink="http://schemas.microsoft.com/office/drawing/2016/ink" xmlns:am3d="http://schemas.microsoft.com/office/drawing/2017/model3d" xmlns:o="urn:schemas-microsoft-com:office:office" xmlns:oel="http://schemas.microsoft.com/office/2019/extlst" xmlns:r="http://schemas.openxmlformats.org/officeDocument/2006/relationships" xmlns:m="http://schemas.openxmlformats.org/officeDocument/2006/math" xmlns:v="urn:schemas-microsoft-com:vml" xmlns:wp14="http://schemas.microsoft.com/office/word/2010/wordprocessingDrawing" xmlns:wp="http://schemas.openxmlformats.org/drawingml/2006/wordprocessingDrawing" xmlns:w10="urn:schemas-microsoft-com:office:word" xmlns:w="http://schemas.openxmlformats.org/wordprocessingml/2006/main" xmlns:w14="http://schemas.microsoft.com/office/word/2010/wordml" xmlns:w15="http://schemas.microsoft.com/office/word/2012/wordml" xmlns:w16cex="http://schemas.microsoft.com/office/word/2018/wordml/cex" xmlns:w16cid="http://schemas.microsoft.com/office/word/2016/wordml/cid" xmlns:w16="http://schemas.microsoft.com/office/word/2018/wordml" xmlns:w16du="http://schemas.microsoft.com/office/word/2023/wordml/word16du" xmlns:w16sdtdh="http://schemas.microsoft.com/office/word/2020/wordml/sdtdatahash" xmlns:w16sdtfl="http://schemas.microsoft.com/office/word/2024/wordml/sdtformatlock" xmlns:w16se="http://schemas.microsoft.com/office/word/2015/wordml/symex" xmlns:wpg="http://schemas.microsoft.com/office/word/2010/wordprocessingGroup" xmlns:wpi="http://schemas.microsoft.com/office/word/2010/wordprocessingInk" xmlns:wne="http://schemas.microsoft.com/office/word/2006/wordml" xmlns:wps="http://schemas.microsoft.com/office/word/2010/wordprocessingShape" mc:Ignorable="w14 w15 w16se w16cid w16 w16cex w16sdtdh w16sdtfl w16du wp14">
+<w:document xmlns:wpc="http://schemas.microsoft.com/office/word/2010/wordprocessingCanvas" xmlns:cx="http://schemas.microsoft.com/office/drawing/2014/chartex" xmlns:cx1="http://schemas.microsoft.com/office/drawing/2015/9/8/chartex" xmlns:cx2="http://schemas.microsoft.com/office/drawing/2015/10/21/chartex" xmlns:cx3="http://schemas.microsoft.com/office/drawing/2016/5/9/chartex" xmlns:cx4="http://schemas.microsoft.com/office/drawing/2016/5/10/chartex" xmlns:cx5="http://schemas.microsoft.com/office/drawing/2016/5/11/chartex" xmlns:cx6="http://schemas.microsoft.com/office/drawing/2016/5/12/chartex" xmlns:cx7="http://schemas.microsoft.com/office/drawing/2016/5/13/chartex" xmlns:cx8="http://schemas.microsoft.com/office/drawing/2016/5/14/chartex" xmlns:mc="http://schemas.openxmlformats.org/markup-compatibility/2006" xmlns:aink="http://schemas.microsoft.com/office/drawing/2016/ink" xmlns:am3d="http://schemas.microsoft.com/office/drawing/2017/model3d" xmlns:o="urn:schemas-microsoft-com:office:office" xmlns:r="http://schemas.openxmlformats.org/officeDocument/2006/relationships" xmlns:m="http://schemas.openxmlformats.org/officeDocument/2006/math" xmlns:v="urn:schemas-microsoft-com:vml" xmlns:wp14="http://schemas.microsoft.com/office/word/2010/wordprocessingDrawing" xmlns:wp="http://schemas.openxmlformats.org/drawingml/2006/wordprocessingDrawing" xmlns:w10="urn:schemas-microsoft-com:office:word" xmlns:w="http://schemas.openxmlformats.org/wordprocessingml/2006/main" xmlns:w14="http://schemas.microsoft.com/office/word/2010/wordml" xmlns:w15="http://schemas.microsoft.com/office/word/2012/wordml" xmlns:w16cex="http://schemas.microsoft.com/office/word/2018/wordml/cex" xmlns:w16cid="http://schemas.microsoft.com/office/word/2016/wordml/cid" xmlns:w16="http://schemas.microsoft.com/office/word/2018/wordml" xmlns:w16sdtdh="http://schemas.microsoft.com/office/word/2020/wordml/sdtdatahash" xmlns:w16se="http://schemas.microsoft.com/office/word/2015/wordml/symex" xmlns:wpg="http://schemas.microsoft.com/office/word/2010/wordprocessingGroup" xmlns:wpi="http://schemas.microsoft.com/office/word/2010/wordprocessingInk" xmlns:wne="http://schemas.microsoft.com/office/word/2006/wordml" xmlns:wps="http://schemas.microsoft.com/office/word/2010/wordprocessingShape" mc:Ignorable="w14 w15 w16se w16cid w16 w16cex w16sdtdh wp14">
   <w:body>
     <w:tbl>
       <w:tblPr>
         <w:tblpPr w:leftFromText="180" w:rightFromText="180" w:vertAnchor="text" w:horzAnchor="margin" w:tblpY="-262"/>
-        <w:tblW w:w="10080" w:type="dxa"/>
+        <w:tblW w:w="10330" w:type="dxa"/>
         <w:tblCellMar>
           <w:left w:w="0" w:type="dxa"/>
           <w:right w:w="0" w:type="dxa"/>
@@ -13,16 +13,16 @@
         <w:tblLook w:val="0600" w:firstRow="0" w:lastRow="0" w:firstColumn="0" w:lastColumn="0" w:noHBand="1" w:noVBand="1"/>
       </w:tblPr>
       <w:tblGrid>
-        <w:gridCol w:w="6920"/>
-        <w:gridCol w:w="3160"/>
+        <w:gridCol w:w="7092"/>
+        <w:gridCol w:w="3238"/>
       </w:tblGrid>
       <w:tr>
         <w:trPr>
-          <w:trHeight w:val="314"/>
+          <w:trHeight w:val="311"/>
         </w:trPr>
         <w:tc>
           <w:tcPr>
-            <w:tcW w:w="6920" w:type="dxa"/>
+            <w:tcW w:w="7092" w:type="dxa"/>
             <w:vMerge w:val="restart"/>
           </w:tcPr>
           <w:p>
@@ -31,55 +31,107 @@
               <w:spacing w:line="276" w:lineRule="auto"/>
               <w:rPr>
                 <w:color w:val="004C62" w:themeColor="accent1" w:themeShade="BF"/>
-                <w:sz w:val="72"/>
-                <w:szCs w:val="72"/>
+                <w:sz w:val="64"/>
+                <w:szCs w:val="64"/>
               </w:rPr>
             </w:pPr>
+            <w:proofErr w:type="spellStart"/>
             <w:r>
               <w:rPr>
                 <w:color w:val="004C62" w:themeColor="accent1" w:themeShade="BF"/>
-                <w:sz w:val="72"/>
-                <w:szCs w:val="72"/>
+                <w:sz w:val="64"/>
+                <w:szCs w:val="64"/>
               </w:rPr>
-              <w:t>Aljun Abrenica</w:t>
+              <w:t>Aljun</w:t>
             </w:r>
+            <w:proofErr w:type="spellEnd"/>
+            <w:r>
+              <w:rPr>
+                <w:color w:val="004C62" w:themeColor="accent1" w:themeShade="BF"/>
+                <w:sz w:val="64"/>
+                <w:szCs w:val="64"/>
+              </w:rPr>
+              <w:t xml:space="preserve"> </w:t>
+            </w:r>
+            <w:proofErr w:type="spellStart"/>
+            <w:r>
+              <w:rPr>
+                <w:color w:val="004C62" w:themeColor="accent1" w:themeShade="BF"/>
+                <w:sz w:val="64"/>
+                <w:szCs w:val="64"/>
+              </w:rPr>
+              <w:t>Abrenica</w:t>
+            </w:r>
+            <w:proofErr w:type="spellEnd"/>
           </w:p>
           <w:p>
             <w:pPr>
               <w:pStyle w:val="Title"/>
               <w:spacing w:line="276" w:lineRule="auto"/>
               <w:rPr>
+                <w:b w:val="0"/>
+                <w:bCs/>
                 <w:sz w:val="24"/>
                 <w:szCs w:val="24"/>
               </w:rPr>
             </w:pPr>
             <w:r>
               <w:rPr>
-                <w:color w:val="404040" w:themeColor="text1" w:themeTint="BF"/>
+                <w:b w:val="0"/>
+                <w:bCs/>
+                <w:color w:val="006683" w:themeColor="accent1"/>
                 <w:sz w:val="24"/>
                 <w:szCs w:val="24"/>
               </w:rPr>
-              <w:t>REACTJS DEVELOPER</w:t>
+              <w:t>R</w:t>
+            </w:r>
+            <w:r>
+              <w:rPr>
+                <w:b w:val="0"/>
+                <w:bCs/>
+                <w:color w:val="006683" w:themeColor="accent1"/>
+                <w:sz w:val="24"/>
+                <w:szCs w:val="24"/>
+              </w:rPr>
+              <w:t>EACT</w:t>
+            </w:r>
+            <w:r>
+              <w:rPr>
+                <w:b w:val="0"/>
+                <w:bCs/>
+                <w:color w:val="006683" w:themeColor="accent1"/>
+                <w:sz w:val="24"/>
+                <w:szCs w:val="24"/>
+              </w:rPr>
+              <w:t xml:space="preserve"> </w:t>
+            </w:r>
+            <w:r>
+              <w:rPr>
+                <w:b w:val="0"/>
+                <w:bCs/>
+                <w:color w:val="006683" w:themeColor="accent1"/>
+                <w:sz w:val="24"/>
+                <w:szCs w:val="24"/>
+              </w:rPr>
+              <w:t>DEVELOPER</w:t>
             </w:r>
           </w:p>
         </w:tc>
         <w:tc>
           <w:tcPr>
-            <w:tcW w:w="3160" w:type="dxa"/>
+            <w:tcW w:w="3238" w:type="dxa"/>
             <w:vAlign w:val="center"/>
           </w:tcPr>
           <w:p>
             <w:pPr>
               <w:jc w:val="right"/>
               <w:rPr>
-                <w:sz w:val="24"/>
-                <w:szCs w:val="24"/>
+                <w:sz w:val="22"/>
               </w:rPr>
             </w:pPr>
             <w:r>
               <w:rPr>
-                <w:sz w:val="24"/>
-                <w:szCs w:val="24"/>
+                <w:sz w:val="22"/>
               </w:rPr>
               <w:t>09239318969</w:t>
             </w:r>
@@ -88,25 +140,31 @@
       </w:tr>
       <w:tr>
         <w:trPr>
-          <w:trHeight w:val="314"/>
+          <w:trHeight w:val="311"/>
         </w:trPr>
         <w:tc>
           <w:tcPr>
-            <w:tcW w:w="6920" w:type="dxa"/>
+            <w:tcW w:w="7092" w:type="dxa"/>
             <w:vMerge/>
           </w:tcPr>
           <w:p/>
         </w:tc>
         <w:tc>
           <w:tcPr>
-            <w:tcW w:w="3160" w:type="dxa"/>
+            <w:tcW w:w="3238" w:type="dxa"/>
             <w:vAlign w:val="center"/>
           </w:tcPr>
           <w:p>
             <w:pPr>
               <w:jc w:val="right"/>
+              <w:rPr>
+                <w:sz w:val="22"/>
+              </w:rPr>
             </w:pPr>
             <w:r>
+              <w:rPr>
+                <w:sz w:val="22"/>
+              </w:rPr>
               <w:t xml:space="preserve">blckclov3r@gmail.com </w:t>
             </w:r>
           </w:p>
@@ -114,36 +172,46 @@
       </w:tr>
       <w:tr>
         <w:trPr>
-          <w:trHeight w:val="314"/>
+          <w:trHeight w:val="311"/>
         </w:trPr>
         <w:tc>
           <w:tcPr>
-            <w:tcW w:w="6920" w:type="dxa"/>
+            <w:tcW w:w="7092" w:type="dxa"/>
             <w:vMerge/>
           </w:tcPr>
           <w:p/>
         </w:tc>
         <w:tc>
           <w:tcPr>
-            <w:tcW w:w="3160" w:type="dxa"/>
+            <w:tcW w:w="3238" w:type="dxa"/>
             <w:vAlign w:val="center"/>
           </w:tcPr>
           <w:p>
             <w:pPr>
               <w:jc w:val="right"/>
+              <w:rPr>
+                <w:sz w:val="22"/>
+              </w:rPr>
             </w:pPr>
             <w:r>
+              <w:rPr>
+                <w:sz w:val="22"/>
+              </w:rPr>
               <w:t>GitHub: @</w:t>
             </w:r>
             <w:hyperlink r:id="rId12" w:history="1">
               <w:r>
                 <w:rPr>
                   <w:rStyle w:val="Hyperlink"/>
+                  <w:sz w:val="22"/>
                 </w:rPr>
                 <w:t>blckclov3r</w:t>
               </w:r>
             </w:hyperlink>
             <w:r>
+              <w:rPr>
+                <w:sz w:val="22"/>
+              </w:rPr>
               <w:t xml:space="preserve"> </w:t>
             </w:r>
           </w:p>
@@ -151,36 +219,46 @@
       </w:tr>
       <w:tr>
         <w:trPr>
-          <w:trHeight w:val="314"/>
+          <w:trHeight w:val="311"/>
         </w:trPr>
         <w:tc>
           <w:tcPr>
-            <w:tcW w:w="6920" w:type="dxa"/>
+            <w:tcW w:w="7092" w:type="dxa"/>
             <w:vMerge/>
           </w:tcPr>
           <w:p/>
         </w:tc>
         <w:tc>
           <w:tcPr>
-            <w:tcW w:w="3160" w:type="dxa"/>
+            <w:tcW w:w="3238" w:type="dxa"/>
             <w:vAlign w:val="center"/>
           </w:tcPr>
           <w:p>
             <w:pPr>
               <w:jc w:val="right"/>
+              <w:rPr>
+                <w:sz w:val="22"/>
+              </w:rPr>
             </w:pPr>
             <w:r>
+              <w:rPr>
+                <w:sz w:val="22"/>
+              </w:rPr>
               <w:t>LinkedIn: @</w:t>
             </w:r>
             <w:hyperlink r:id="rId13" w:history="1">
               <w:r>
                 <w:rPr>
                   <w:rStyle w:val="Hyperlink"/>
+                  <w:sz w:val="22"/>
                 </w:rPr>
                 <w:t>blckclov3r</w:t>
               </w:r>
             </w:hyperlink>
             <w:r>
+              <w:rPr>
+                <w:sz w:val="22"/>
+              </w:rPr>
               <w:t xml:space="preserve"> </w:t>
             </w:r>
           </w:p>
@@ -188,25 +266,21 @@
       </w:tr>
       <w:tr>
         <w:trPr>
-          <w:trHeight w:val="314"/>
+          <w:trHeight w:val="311"/>
         </w:trPr>
         <w:tc>
           <w:tcPr>
-            <w:tcW w:w="6920" w:type="dxa"/>
+            <w:tcW w:w="7092" w:type="dxa"/>
             <w:vMerge/>
           </w:tcPr>
           <w:p/>
         </w:tc>
         <w:tc>
           <w:tcPr>
-            <w:tcW w:w="3160" w:type="dxa"/>
+            <w:tcW w:w="3238" w:type="dxa"/>
             <w:vAlign w:val="center"/>
           </w:tcPr>
-          <w:p>
-            <w:r>
-              <w:t xml:space="preserve"> </w:t>
-            </w:r>
-          </w:p>
+          <w:p/>
         </w:tc>
       </w:tr>
     </w:tbl>
@@ -506,7 +580,7 @@
               </wp:anchor>
             </w:drawing>
           </mc:Choice>
-          <mc:Fallback>
+          <mc:Fallback xmlns:w16sdtfl="http://schemas.microsoft.com/office/word/2024/wordml/sdtformatlock" xmlns:w16du="http://schemas.microsoft.com/office/word/2023/wordml/word16du" xmlns:oel="http://schemas.microsoft.com/office/2019/extlst">
             <w:pict>
               <v:group w14:anchorId="25F58D39" id="Group 2" o:spid="_x0000_s1026" alt="&quot;&quot;" style="position:absolute;margin-left:560.8pt;margin-top:-79.5pt;width:612pt;height:930.75pt;z-index:-251657216;mso-position-horizontal:right;mso-position-horizontal-relative:page;mso-width-relative:margin;mso-height-relative:margin" coordorigin="-2965,-5662" coordsize="77724,100584" o:gfxdata="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">
                 <v:rect id="Rectangle 1" o:spid="_x0000_s1027" style="position:absolute;left:-2965;top:-5662;width:77723;height:100583;visibility:hidden;mso-wrap-style:square;v-text-anchor:middle" o:gfxdata="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" fillcolor="#fdf0cd [663]" stroked="f" strokeweight="1pt">
@@ -563,6 +637,8 @@
           <w:p>
             <w:pPr>
               <w:rPr>
+                <w:b/>
+                <w:bCs/>
                 <w:color w:val="006683" w:themeColor="accent1"/>
                 <w:sz w:val="24"/>
                 <w:szCs w:val="24"/>
@@ -570,6 +646,8 @@
             </w:pPr>
             <w:r>
               <w:rPr>
+                <w:b/>
+                <w:bCs/>
                 <w:color w:val="006683" w:themeColor="accent1"/>
                 <w:sz w:val="24"/>
                 <w:szCs w:val="24"/>
@@ -582,13 +660,12 @@
               <w:rPr>
                 <w:szCs w:val="20"/>
               </w:rPr>
-              <w:t>Computer Engineering graduate with over 3 years of experience in the IT industry, I am eager to secure a position within a respected software company. My primary focus is to leverage my expertise in web development to make significant contributions while continuously learning and growing in this dynamic field.</w:t>
+              <w:t xml:space="preserve">React Developer with 3+ years of experience creating scalable web applications using React, TypeScript, and modern frontend tools. Experienced in building reusable components, improving application performance, and working in Agile teams to deliver reliable user-focused solutions. </w:t>
             </w:r>
           </w:p>
         </w:tc>
       </w:tr>
     </w:tbl>
-    <w:p/>
     <w:p>
       <w:pPr>
         <w:rPr>
@@ -597,8 +674,21 @@
           <w:szCs w:val="24"/>
         </w:rPr>
       </w:pPr>
+    </w:p>
+    <w:p>
+      <w:pPr>
+        <w:rPr>
+          <w:b/>
+          <w:bCs/>
+          <w:color w:val="006683" w:themeColor="accent1"/>
+          <w:sz w:val="24"/>
+          <w:szCs w:val="24"/>
+        </w:rPr>
+      </w:pPr>
       <w:r>
         <w:rPr>
+          <w:b/>
+          <w:bCs/>
           <w:color w:val="006683" w:themeColor="accent1"/>
           <w:sz w:val="24"/>
           <w:szCs w:val="24"/>
@@ -619,13 +709,26 @@
           <w:rStyle w:val="Emphasis"/>
           <w:color w:val="006683" w:themeColor="accent1"/>
         </w:rPr>
-        <w:t>ACCENTURE | ADVANCE APP ENGINEERING ANALYST</w:t>
+        <w:t>ACCENTURE | ADVANCE APP</w:t>
+      </w:r>
+      <w:r>
+        <w:rPr>
+          <w:rStyle w:val="Emphasis"/>
+          <w:color w:val="006683" w:themeColor="accent1"/>
+        </w:rPr>
+        <w:t>LICATION</w:t>
+      </w:r>
+      <w:r>
+        <w:rPr>
+          <w:rStyle w:val="Emphasis"/>
+          <w:color w:val="006683" w:themeColor="accent1"/>
+        </w:rPr>
+        <w:t xml:space="preserve"> ENGINEERING ANALYST</w:t>
       </w:r>
     </w:p>
     <w:p>
       <w:pPr>
         <w:rPr>
-          <w:b/>
           <w:bCs/>
           <w:color w:val="auto"/>
         </w:rPr>
@@ -635,7 +738,7 @@
           <w:bCs/>
           <w:color w:val="auto"/>
         </w:rPr>
-        <w:t>SEPTEMBER</w:t>
+        <w:t>September</w:t>
       </w:r>
       <w:r>
         <w:rPr>
@@ -656,7 +759,49 @@
           <w:bCs/>
           <w:color w:val="auto"/>
         </w:rPr>
-        <w:t xml:space="preserve"> - PRESENT</w:t>
+        <w:t xml:space="preserve"> </w:t>
+      </w:r>
+      <w:r>
+        <w:rPr>
+          <w:bCs/>
+          <w:color w:val="auto"/>
+        </w:rPr>
+        <w:t>–</w:t>
+      </w:r>
+      <w:r>
+        <w:rPr>
+          <w:bCs/>
+          <w:color w:val="auto"/>
+        </w:rPr>
+        <w:t xml:space="preserve"> PRESENT</w:t>
+      </w:r>
+    </w:p>
+    <w:p>
+      <w:pPr>
+        <w:rPr>
+          <w:color w:val="auto"/>
+        </w:rPr>
+      </w:pPr>
+      <w:r>
+        <w:rPr>
+          <w:color w:val="auto"/>
+        </w:rPr>
+        <w:t>Tech: React, TypeScript, Redux, MUI, Node.js, Git</w:t>
+      </w:r>
+    </w:p>
+    <w:p>
+      <w:pPr>
+        <w:pStyle w:val="ListParagraph"/>
+        <w:numPr>
+          <w:ilvl w:val="0"/>
+          <w:numId w:val="19"/>
+        </w:numPr>
+        <w:rPr>
+          <w:szCs w:val="20"/>
+        </w:rPr>
+      </w:pPr>
+      <w:r>
+        <w:t>Developed modular and reusable React components to improve development efficiency and maintainability.</w:t>
       </w:r>
     </w:p>
     <w:p>
@@ -674,7 +819,13 @@
         <w:rPr>
           <w:szCs w:val="20"/>
         </w:rPr>
-        <w:t>Committed to writing clear, efficient, and maintainable code while adhering to best practices and emphasizing robust testing for reliable solutions.</w:t>
+        <w:t xml:space="preserve">Improved application performance by optimizing rendering behavior and API </w:t>
+      </w:r>
+      <w:r>
+        <w:rPr>
+          <w:szCs w:val="20"/>
+        </w:rPr>
+        <w:t>integration.</w:t>
       </w:r>
     </w:p>
     <w:p>
@@ -689,10 +840,7 @@
         </w:rPr>
       </w:pPr>
       <w:r>
-        <w:rPr>
-          <w:szCs w:val="20"/>
-        </w:rPr>
-        <w:t>Skilled in building modular and reusable components using hooks to promote scalability and maintain consistency in projects.</w:t>
+        <w:t>Assisted in debugging and resolving production issues.</w:t>
       </w:r>
     </w:p>
     <w:p>
@@ -707,13 +855,20 @@
         </w:rPr>
       </w:pPr>
       <w:r>
-        <w:rPr>
-          <w:szCs w:val="20"/>
-        </w:rPr>
-        <w:t>Dedicated team collaborator, experienced in integrating code changes through version control processes and actively contributing to pull request reviews for smooth project workflows.</w:t>
+        <w:t xml:space="preserve">Participated in code reviews to ensure code quality and adherence to best </w:t>
+      </w:r>
+      <w:r>
+        <w:t>practices.</w:t>
       </w:r>
     </w:p>
-    <w:p/>
+    <w:p>
+      <w:pPr>
+        <w:rPr>
+          <w:rStyle w:val="Emphasis"/>
+          <w:color w:val="006683" w:themeColor="accent1"/>
+        </w:rPr>
+      </w:pPr>
+    </w:p>
     <w:p>
       <w:pPr>
         <w:rPr>
@@ -733,7 +888,6 @@
     <w:p>
       <w:pPr>
         <w:rPr>
-          <w:b/>
           <w:bCs/>
         </w:rPr>
       </w:pPr>
@@ -743,7 +897,13 @@
         <w:rPr>
           <w:bCs/>
         </w:rPr>
-        <w:t xml:space="preserve">AUGUST 2022 </w:t>
+        <w:t>August</w:t>
+      </w:r>
+      <w:r>
+        <w:rPr>
+          <w:bCs/>
+        </w:rPr>
+        <w:t xml:space="preserve"> 2022 </w:t>
       </w:r>
       <w:r>
         <w:rPr>
@@ -761,7 +921,52 @@
         <w:rPr>
           <w:bCs/>
         </w:rPr>
-        <w:t>AUGUST 2024</w:t>
+        <w:t>August</w:t>
+      </w:r>
+      <w:r>
+        <w:rPr>
+          <w:bCs/>
+        </w:rPr>
+        <w:t xml:space="preserve"> 2024</w:t>
+      </w:r>
+    </w:p>
+    <w:p>
+      <w:pPr>
+        <w:rPr>
+          <w:b/>
+          <w:bCs/>
+        </w:rPr>
+      </w:pPr>
+      <w:r>
+        <w:t xml:space="preserve">Tech: </w:t>
+      </w:r>
+      <w:proofErr w:type="spellStart"/>
+      <w:r>
+        <w:t>NextJS</w:t>
+      </w:r>
+      <w:proofErr w:type="spellEnd"/>
+      <w:r>
+        <w:t xml:space="preserve">, </w:t>
+      </w:r>
+      <w:r>
+        <w:t xml:space="preserve">React, TypeScript, </w:t>
+      </w:r>
+      <w:proofErr w:type="spellStart"/>
+      <w:r>
+        <w:t>GraphQL</w:t>
+      </w:r>
+      <w:proofErr w:type="spellEnd"/>
+      <w:r>
+        <w:t>, R</w:t>
+      </w:r>
+      <w:r>
+        <w:t>ecoil, Prisma</w:t>
+      </w:r>
+      <w:r>
+        <w:t>, MUI,</w:t>
+      </w:r>
+      <w:r>
+        <w:t xml:space="preserve"> SQL</w:t>
       </w:r>
     </w:p>
     <w:bookmarkEnd w:id="0"/>
@@ -778,10 +983,7 @@
         </w:rPr>
       </w:pPr>
       <w:r>
-        <w:rPr>
-          <w:szCs w:val="20"/>
-        </w:rPr>
-        <w:t>Skilled in writing clean, maintainable, and efficient code while following best practices, with a focus on thorough testing for bug identification and resolution.</w:t>
+        <w:t>Built scalable frontend features using React hooks and modern state management.</w:t>
       </w:r>
     </w:p>
     <w:p>
@@ -796,10 +998,7 @@
         </w:rPr>
       </w:pPr>
       <w:r>
-        <w:rPr>
-          <w:szCs w:val="20"/>
-        </w:rPr>
-        <w:t>Capable of creating reusable components using hooks to enhance code efficiency and consistency.</w:t>
+        <w:t>Created reusable UI components used across multiple modules.</w:t>
       </w:r>
     </w:p>
     <w:p>
@@ -814,13 +1013,31 @@
         </w:rPr>
       </w:pPr>
       <w:r>
+        <w:t>Fixed bugs and improved user experience through performance optimization.</w:t>
+      </w:r>
+    </w:p>
+    <w:p>
+      <w:pPr>
+        <w:pStyle w:val="ListParagraph"/>
+        <w:numPr>
+          <w:ilvl w:val="0"/>
+          <w:numId w:val="25"/>
+        </w:numPr>
         <w:rPr>
           <w:szCs w:val="20"/>
         </w:rPr>
-        <w:t>Collaborative team member, adept at merging changes into the "develop" branch and sending pull requests for code review and integration.</w:t>
+      </w:pPr>
+      <w:r>
+        <w:t>Collaborated using Git workflows with pull requests and code reviews.</w:t>
       </w:r>
     </w:p>
-    <w:p/>
+    <w:p>
+      <w:pPr>
+        <w:rPr>
+          <w:szCs w:val="20"/>
+        </w:rPr>
+      </w:pPr>
+    </w:p>
     <w:p>
       <w:pPr>
         <w:rPr>
@@ -847,7 +1064,13 @@
         <w:rPr>
           <w:bCs/>
         </w:rPr>
-        <w:t xml:space="preserve">OCTOBER 2020 – JANUARY 2022 </w:t>
+        <w:t>October</w:t>
+      </w:r>
+      <w:r>
+        <w:rPr>
+          <w:bCs/>
+        </w:rPr>
+        <w:t xml:space="preserve"> 2020 – JANUARY 2022 </w:t>
       </w:r>
     </w:p>
     <w:p>
@@ -862,100 +1085,7 @@
         </w:rPr>
       </w:pPr>
       <w:r>
-        <w:rPr>
-          <w:szCs w:val="20"/>
-        </w:rPr>
-        <w:t>Proficient in fixing bugs, designing, and maintaining websites for institutions such as the University of the Visayas (main and branches), VisayasMed Hospital, and DepEd Talisay, among others.</w:t>
-      </w:r>
-    </w:p>
-    <w:p/>
-    <w:p>
-      <w:pPr>
-        <w:rPr>
-          <w:rStyle w:val="Emphasis"/>
-          <w:iCs w:val="0"/>
-          <w:color w:val="004C62" w:themeColor="accent1" w:themeShade="BF"/>
-        </w:rPr>
-      </w:pPr>
-      <w:r>
-        <w:rPr>
-          <w:color w:val="004C62" w:themeColor="accent1" w:themeShade="BF"/>
-        </w:rPr>
-        <w:t>ASIAN</w:t>
-      </w:r>
-      <w:r>
-        <w:rPr>
-          <w:color w:val="004C62" w:themeColor="accent1" w:themeShade="BF"/>
-        </w:rPr>
-        <w:t xml:space="preserve"> </w:t>
-      </w:r>
-      <w:r>
-        <w:rPr>
-          <w:color w:val="004C62" w:themeColor="accent1" w:themeShade="BF"/>
-        </w:rPr>
-        <w:t>WAVE</w:t>
-      </w:r>
-      <w:r>
-        <w:rPr>
-          <w:color w:val="004C62" w:themeColor="accent1" w:themeShade="BF"/>
-        </w:rPr>
-        <w:t xml:space="preserve"> | </w:t>
-      </w:r>
-      <w:r>
-        <w:rPr>
-          <w:color w:val="004C62" w:themeColor="accent1" w:themeShade="BF"/>
-        </w:rPr>
-        <w:t>WEB</w:t>
-      </w:r>
-      <w:r>
-        <w:rPr>
-          <w:color w:val="004C62" w:themeColor="accent1" w:themeShade="BF"/>
-        </w:rPr>
-        <w:t xml:space="preserve"> </w:t>
-      </w:r>
-      <w:r>
-        <w:rPr>
-          <w:color w:val="004C62" w:themeColor="accent1" w:themeShade="BF"/>
-        </w:rPr>
-        <w:t>DEVELOPER</w:t>
-      </w:r>
-      <w:r>
-        <w:rPr>
-          <w:color w:val="004C62" w:themeColor="accent1" w:themeShade="BF"/>
-        </w:rPr>
-        <w:t xml:space="preserve"> </w:t>
-      </w:r>
-    </w:p>
-    <w:p>
-      <w:pPr>
-        <w:rPr>
-          <w:b/>
-          <w:bCs/>
-        </w:rPr>
-      </w:pPr>
-      <w:r>
-        <w:rPr>
-          <w:bCs/>
-        </w:rPr>
-        <w:t>FEBUARY</w:t>
-      </w:r>
-      <w:r>
-        <w:rPr>
-          <w:bCs/>
-        </w:rPr>
-        <w:t xml:space="preserve"> 2020 – </w:t>
-      </w:r>
-      <w:r>
-        <w:rPr>
-          <w:bCs/>
-        </w:rPr>
-        <w:t>JULY</w:t>
-      </w:r>
-      <w:r>
-        <w:rPr>
-          <w:bCs/>
-        </w:rPr>
-        <w:t xml:space="preserve"> 2020 </w:t>
+        <w:t>Developed and maintained websites for multiple clients including universities and hospitals.</w:t>
       </w:r>
     </w:p>
     <w:p>
@@ -963,20 +1093,38 @@
         <w:pStyle w:val="ListParagraph"/>
         <w:numPr>
           <w:ilvl w:val="0"/>
-          <w:numId w:val="23"/>
+          <w:numId w:val="24"/>
         </w:numPr>
         <w:rPr>
           <w:szCs w:val="20"/>
         </w:rPr>
       </w:pPr>
       <w:r>
+        <w:t>Implemented UI enhancements and resolved technical issues.</w:t>
+      </w:r>
+    </w:p>
+    <w:p>
+      <w:pPr>
+        <w:pStyle w:val="ListParagraph"/>
+        <w:numPr>
+          <w:ilvl w:val="0"/>
+          <w:numId w:val="24"/>
+        </w:numPr>
         <w:rPr>
           <w:szCs w:val="20"/>
         </w:rPr>
-        <w:t>Developing websites and designing, while also organizing master lists and records for products and their price lists.</w:t>
+      </w:pPr>
+      <w:r>
+        <w:t>Supported deployment and maintenance of web systems.</w:t>
       </w:r>
     </w:p>
-    <w:p/>
+    <w:p>
+      <w:pPr>
+        <w:rPr>
+          <w:szCs w:val="20"/>
+        </w:rPr>
+      </w:pPr>
+    </w:p>
     <w:p>
       <w:pPr>
         <w:rPr>
@@ -1025,10 +1173,22 @@
         </w:rPr>
       </w:pPr>
       <w:r>
+        <w:t>Developed Android applications using Java with MVC and MVVM architecture.</w:t>
+      </w:r>
+    </w:p>
+    <w:p>
+      <w:pPr>
+        <w:pStyle w:val="ListParagraph"/>
+        <w:numPr>
+          <w:ilvl w:val="0"/>
+          <w:numId w:val="22"/>
+        </w:numPr>
         <w:rPr>
           <w:szCs w:val="20"/>
         </w:rPr>
-        <w:t>Developing Android applications and implementing clean and manageable code following best practices using Java, with MVC and MVVM patterns, and utilizing Firebase Realtime Database.</w:t>
+      </w:pPr>
+      <w:r>
+        <w:t>Integrated Firebase Realtime Database for backend services.</w:t>
       </w:r>
     </w:p>
     <w:tbl>
@@ -1041,7 +1201,7 @@
         <w:tblLook w:val="0600" w:firstRow="0" w:lastRow="0" w:firstColumn="0" w:lastColumn="0" w:noHBand="1" w:noVBand="1"/>
       </w:tblPr>
       <w:tblGrid>
-        <w:gridCol w:w="10170"/>
+        <w:gridCol w:w="10171"/>
       </w:tblGrid>
       <w:tr>
         <w:trPr>
@@ -1075,6 +1235,8 @@
                 <w:p>
                   <w:pPr>
                     <w:rPr>
+                      <w:b/>
+                      <w:bCs/>
                       <w:color w:val="006683" w:themeColor="accent1"/>
                       <w:sz w:val="24"/>
                       <w:szCs w:val="24"/>
@@ -1082,11 +1244,12 @@
                   </w:pPr>
                   <w:r>
                     <w:rPr>
+                      <w:b/>
+                      <w:bCs/>
                       <w:color w:val="006683" w:themeColor="accent1"/>
                       <w:sz w:val="24"/>
                       <w:szCs w:val="24"/>
                     </w:rPr>
-                    <w:lastRenderedPageBreak/>
                     <w:t>EDUCATION</w:t>
                   </w:r>
                 </w:p>
@@ -1125,16 +1288,22 @@
                     </w:rPr>
                   </w:pPr>
                   <w:r>
-                    <w:rPr>
-                      <w:bCs/>
-                    </w:rPr>
-                    <w:t>FEBUARY</w:t>
+                    <w:t>February</w:t>
+                  </w:r>
+                  <w:r>
+                    <w:t xml:space="preserve"> </w:t>
                   </w:r>
                   <w:r>
                     <w:rPr>
                       <w:bCs/>
                     </w:rPr>
-                    <w:t xml:space="preserve"> 2020 – </w:t>
+                    <w:t>2015</w:t>
+                  </w:r>
+                  <w:r>
+                    <w:rPr>
+                      <w:bCs/>
+                    </w:rPr>
+                    <w:t xml:space="preserve"> – </w:t>
                   </w:r>
                   <w:r>
                     <w:rPr>
@@ -1151,13 +1320,7 @@
                 </w:p>
                 <w:p>
                   <w:r>
-                    <w:t xml:space="preserve">Developed projects including a Smart Attendance IoT System with Arduino, RFID, and Firebase Realtime Database, a Cebu Jeep Fare Android application, </w:t>
-                  </w:r>
-                  <w:r>
-                    <w:t>Bill acceptor</w:t>
-                  </w:r>
-                  <w:r>
-                    <w:t>, and a gas leak detector using GSM project with Arduino.</w:t>
+                    <w:t>Developed projects including IoT-based attendance systems, Android applications, and embedded systems using Arduino and GSM technology.</w:t>
                   </w:r>
                 </w:p>
               </w:tc>
@@ -1171,6 +1334,8 @@
     <w:p>
       <w:pPr>
         <w:rPr>
+          <w:b/>
+          <w:bCs/>
           <w:color w:val="006683" w:themeColor="accent1"/>
           <w:sz w:val="24"/>
           <w:szCs w:val="24"/>
@@ -1178,6 +1343,8 @@
       </w:pPr>
       <w:r>
         <w:rPr>
+          <w:b/>
+          <w:bCs/>
           <w:color w:val="006683" w:themeColor="accent1"/>
           <w:sz w:val="24"/>
           <w:szCs w:val="24"/>
@@ -1215,759 +1382,28 @@
     <w:p>
       <w:pPr>
         <w:rPr>
+          <w:rStyle w:val="Emphasis"/>
           <w:bCs/>
+          <w:iCs w:val="0"/>
+          <w:color w:val="000000" w:themeColor="text1"/>
         </w:rPr>
+        <w:sectPr>
+          <w:footerReference w:type="default" r:id="rId14"/>
+          <w:type w:val="continuous"/>
+          <w:pgSz w:w="12240" w:h="15840" w:code="1"/>
+          <w:pgMar w:top="567" w:right="992" w:bottom="567" w:left="1077" w:header="578" w:footer="720" w:gutter="0"/>
+          <w:cols w:space="720"/>
+          <w:titlePg/>
+          <w:docGrid w:linePitch="360"/>
+        </w:sectPr>
       </w:pPr>
       <w:r>
         <w:rPr>
           <w:bCs/>
         </w:rPr>
-        <w:t xml:space="preserve">Certificate No. 18072202005880 </w:t>
+        <w:t>Certificate No. 18072202005880</w:t>
       </w:r>
     </w:p>
-    <w:p>
-      <w:pPr>
-        <w:rPr>
-          <w:bCs/>
-        </w:rPr>
-      </w:pPr>
-    </w:p>
-    <w:p>
-      <w:pPr>
-        <w:rPr>
-          <w:color w:val="004C62" w:themeColor="accent1" w:themeShade="BF"/>
-          <w:sz w:val="24"/>
-          <w:szCs w:val="24"/>
-        </w:rPr>
-      </w:pPr>
-      <w:r>
-        <w:rPr>
-          <w:color w:val="004C62" w:themeColor="accent1" w:themeShade="BF"/>
-          <w:sz w:val="24"/>
-          <w:szCs w:val="24"/>
-        </w:rPr>
-        <w:t>FAMILIARITY WITH TECHNOLOGIES AND SOFTWARE</w:t>
-      </w:r>
-    </w:p>
-    <w:p>
-      <w:pPr>
-        <w:pStyle w:val="Heading2"/>
-        <w:rPr>
-          <w:rStyle w:val="Emphasis"/>
-          <w:color w:val="004C62" w:themeColor="accent1" w:themeShade="BF"/>
-        </w:rPr>
-        <w:sectPr>
-          <w:footerReference w:type="default" r:id="rId14"/>
-          <w:type w:val="continuous"/>
-          <w:pgSz w:w="12240" w:h="15840" w:code="1"/>
-          <w:pgMar w:top="1080" w:right="990" w:bottom="576" w:left="1080" w:header="576" w:footer="720" w:gutter="0"/>
-          <w:cols w:space="720"/>
-          <w:titlePg/>
-          <w:docGrid w:linePitch="360"/>
-        </w:sectPr>
-      </w:pPr>
-    </w:p>
-    <w:tbl>
-      <w:tblPr>
-        <w:tblW w:w="10080" w:type="dxa"/>
-        <w:tblCellMar>
-          <w:left w:w="0" w:type="dxa"/>
-          <w:right w:w="0" w:type="dxa"/>
-        </w:tblCellMar>
-        <w:tblLook w:val="0600" w:firstRow="0" w:lastRow="0" w:firstColumn="0" w:lastColumn="0" w:noHBand="1" w:noVBand="1"/>
-      </w:tblPr>
-      <w:tblGrid>
-        <w:gridCol w:w="10080"/>
-      </w:tblGrid>
-      <w:tr>
-        <w:tc>
-          <w:tcPr>
-            <w:tcW w:w="10080" w:type="dxa"/>
-          </w:tcPr>
-          <w:p>
-            <w:pPr>
-              <w:pStyle w:val="Heading2"/>
-              <w:rPr>
-                <w:color w:val="004C62" w:themeColor="accent1" w:themeShade="BF"/>
-              </w:rPr>
-            </w:pPr>
-            <w:r>
-              <w:rPr>
-                <w:rStyle w:val="Emphasis"/>
-                <w:color w:val="004C62" w:themeColor="accent1" w:themeShade="BF"/>
-              </w:rPr>
-              <w:t>frontend developement</w:t>
-            </w:r>
-          </w:p>
-          <w:p>
-            <w:pPr>
-              <w:pStyle w:val="ListParagraph"/>
-              <w:numPr>
-                <w:ilvl w:val="0"/>
-                <w:numId w:val="17"/>
-              </w:numPr>
-            </w:pPr>
-            <w:r>
-              <w:t>HTML</w:t>
-            </w:r>
-          </w:p>
-          <w:p>
-            <w:pPr>
-              <w:pStyle w:val="ListParagraph"/>
-              <w:numPr>
-                <w:ilvl w:val="0"/>
-                <w:numId w:val="17"/>
-              </w:numPr>
-            </w:pPr>
-            <w:r>
-              <w:t>CSS</w:t>
-            </w:r>
-          </w:p>
-          <w:p>
-            <w:pPr>
-              <w:pStyle w:val="ListParagraph"/>
-              <w:numPr>
-                <w:ilvl w:val="0"/>
-                <w:numId w:val="17"/>
-              </w:numPr>
-            </w:pPr>
-            <w:r>
-              <w:t>JavaScript</w:t>
-            </w:r>
-          </w:p>
-          <w:p>
-            <w:pPr>
-              <w:pStyle w:val="ListParagraph"/>
-              <w:numPr>
-                <w:ilvl w:val="0"/>
-                <w:numId w:val="17"/>
-              </w:numPr>
-            </w:pPr>
-            <w:r>
-              <w:t>TypeScript</w:t>
-            </w:r>
-          </w:p>
-          <w:p>
-            <w:pPr>
-              <w:pStyle w:val="ListParagraph"/>
-              <w:numPr>
-                <w:ilvl w:val="0"/>
-                <w:numId w:val="17"/>
-              </w:numPr>
-            </w:pPr>
-            <w:r>
-              <w:t>jQuery</w:t>
-            </w:r>
-          </w:p>
-          <w:p>
-            <w:pPr>
-              <w:pStyle w:val="ListParagraph"/>
-              <w:numPr>
-                <w:ilvl w:val="0"/>
-                <w:numId w:val="17"/>
-              </w:numPr>
-            </w:pPr>
-            <w:r>
-              <w:t>Bootstrap</w:t>
-            </w:r>
-          </w:p>
-          <w:p>
-            <w:pPr>
-              <w:pStyle w:val="ListParagraph"/>
-              <w:numPr>
-                <w:ilvl w:val="0"/>
-                <w:numId w:val="17"/>
-              </w:numPr>
-            </w:pPr>
-            <w:r>
-              <w:t>ReactJS</w:t>
-            </w:r>
-          </w:p>
-          <w:p>
-            <w:pPr>
-              <w:pStyle w:val="ListParagraph"/>
-              <w:numPr>
-                <w:ilvl w:val="0"/>
-                <w:numId w:val="17"/>
-              </w:numPr>
-            </w:pPr>
-            <w:r>
-              <w:t>Redux</w:t>
-            </w:r>
-          </w:p>
-          <w:p>
-            <w:pPr>
-              <w:pStyle w:val="ListParagraph"/>
-              <w:numPr>
-                <w:ilvl w:val="0"/>
-                <w:numId w:val="17"/>
-              </w:numPr>
-            </w:pPr>
-            <w:r>
-              <w:t>GraphQL</w:t>
-            </w:r>
-          </w:p>
-          <w:p>
-            <w:pPr>
-              <w:pStyle w:val="ListParagraph"/>
-              <w:numPr>
-                <w:ilvl w:val="0"/>
-                <w:numId w:val="17"/>
-              </w:numPr>
-            </w:pPr>
-            <w:r>
-              <w:t>MUI (Material-UI)</w:t>
-            </w:r>
-          </w:p>
-          <w:p>
-            <w:pPr>
-              <w:pStyle w:val="ListParagraph"/>
-              <w:numPr>
-                <w:ilvl w:val="0"/>
-                <w:numId w:val="17"/>
-              </w:numPr>
-            </w:pPr>
-            <w:r>
-              <w:t>NextJS</w:t>
-            </w:r>
-          </w:p>
-          <w:p/>
-          <w:p>
-            <w:pPr>
-              <w:pStyle w:val="Heading2"/>
-              <w:rPr>
-                <w:color w:val="004C62" w:themeColor="accent1" w:themeShade="BF"/>
-              </w:rPr>
-            </w:pPr>
-            <w:r>
-              <w:rPr>
-                <w:color w:val="004C62" w:themeColor="accent1" w:themeShade="BF"/>
-              </w:rPr>
-              <w:t>other tools and technologies</w:t>
-            </w:r>
-          </w:p>
-          <w:p>
-            <w:pPr>
-              <w:pStyle w:val="ListParagraph"/>
-              <w:numPr>
-                <w:ilvl w:val="0"/>
-                <w:numId w:val="17"/>
-              </w:numPr>
-            </w:pPr>
-            <w:r>
-              <w:t>Docker</w:t>
-            </w:r>
-          </w:p>
-          <w:p>
-            <w:pPr>
-              <w:pStyle w:val="ListParagraph"/>
-              <w:numPr>
-                <w:ilvl w:val="0"/>
-                <w:numId w:val="17"/>
-              </w:numPr>
-            </w:pPr>
-            <w:r>
-              <w:t>Cypress</w:t>
-            </w:r>
-          </w:p>
-          <w:p>
-            <w:pPr>
-              <w:pStyle w:val="ListParagraph"/>
-              <w:numPr>
-                <w:ilvl w:val="0"/>
-                <w:numId w:val="17"/>
-              </w:numPr>
-            </w:pPr>
-            <w:r>
-              <w:t>Hasura</w:t>
-            </w:r>
-          </w:p>
-          <w:p>
-            <w:pPr>
-              <w:pStyle w:val="ListParagraph"/>
-              <w:numPr>
-                <w:ilvl w:val="0"/>
-                <w:numId w:val="17"/>
-              </w:numPr>
-            </w:pPr>
-            <w:r>
-              <w:t>Marmelab</w:t>
-            </w:r>
-          </w:p>
-          <w:p>
-            <w:pPr>
-              <w:pStyle w:val="ListParagraph"/>
-              <w:numPr>
-                <w:ilvl w:val="0"/>
-                <w:numId w:val="17"/>
-              </w:numPr>
-            </w:pPr>
-            <w:r>
-              <w:t>Arduino</w:t>
-            </w:r>
-          </w:p>
-          <w:p>
-            <w:pPr>
-              <w:pStyle w:val="ListParagraph"/>
-              <w:numPr>
-                <w:ilvl w:val="0"/>
-                <w:numId w:val="17"/>
-              </w:numPr>
-            </w:pPr>
-            <w:r>
-              <w:t>XAMPP</w:t>
-            </w:r>
-          </w:p>
-          <w:p>
-            <w:pPr>
-              <w:pStyle w:val="ListParagraph"/>
-              <w:numPr>
-                <w:ilvl w:val="0"/>
-                <w:numId w:val="17"/>
-              </w:numPr>
-            </w:pPr>
-            <w:r>
-              <w:t>WampServer</w:t>
-            </w:r>
-          </w:p>
-          <w:p>
-            <w:pPr>
-              <w:pStyle w:val="ListParagraph"/>
-              <w:numPr>
-                <w:ilvl w:val="0"/>
-                <w:numId w:val="17"/>
-              </w:numPr>
-            </w:pPr>
-            <w:r>
-              <w:t>Affinity Photo</w:t>
-            </w:r>
-          </w:p>
-          <w:p>
-            <w:pPr>
-              <w:pStyle w:val="ListParagraph"/>
-              <w:numPr>
-                <w:ilvl w:val="0"/>
-                <w:numId w:val="17"/>
-              </w:numPr>
-            </w:pPr>
-            <w:r>
-              <w:t>Affinity Designer</w:t>
-            </w:r>
-          </w:p>
-          <w:p>
-            <w:pPr>
-              <w:pStyle w:val="ListParagraph"/>
-              <w:numPr>
-                <w:ilvl w:val="0"/>
-                <w:numId w:val="17"/>
-              </w:numPr>
-            </w:pPr>
-            <w:r>
-              <w:t>CMDER</w:t>
-            </w:r>
-          </w:p>
-          <w:p>
-            <w:pPr>
-              <w:pStyle w:val="ListParagraph"/>
-              <w:numPr>
-                <w:ilvl w:val="0"/>
-                <w:numId w:val="17"/>
-              </w:numPr>
-            </w:pPr>
-            <w:r>
-              <w:t>Code Blocks</w:t>
-            </w:r>
-          </w:p>
-          <w:p>
-            <w:pPr>
-              <w:pStyle w:val="ListParagraph"/>
-              <w:numPr>
-                <w:ilvl w:val="0"/>
-                <w:numId w:val="17"/>
-              </w:numPr>
-            </w:pPr>
-            <w:r>
-              <w:t>Proteus ISIS</w:t>
-            </w:r>
-          </w:p>
-          <w:p>
-            <w:pPr>
-              <w:pStyle w:val="ListParagraph"/>
-              <w:numPr>
-                <w:ilvl w:val="0"/>
-                <w:numId w:val="17"/>
-              </w:numPr>
-            </w:pPr>
-            <w:r>
-              <w:t>Just Color Picker</w:t>
-            </w:r>
-          </w:p>
-          <w:p>
-            <w:pPr>
-              <w:pStyle w:val="ListParagraph"/>
-              <w:numPr>
-                <w:ilvl w:val="0"/>
-                <w:numId w:val="17"/>
-              </w:numPr>
-            </w:pPr>
-            <w:r>
-              <w:t>Notepad++</w:t>
-            </w:r>
-          </w:p>
-          <w:p>
-            <w:pPr>
-              <w:pStyle w:val="ListParagraph"/>
-              <w:numPr>
-                <w:ilvl w:val="0"/>
-                <w:numId w:val="17"/>
-              </w:numPr>
-            </w:pPr>
-            <w:r>
-              <w:t>Sublime Text</w:t>
-            </w:r>
-          </w:p>
-          <w:p>
-            <w:pPr>
-              <w:pStyle w:val="ListParagraph"/>
-              <w:numPr>
-                <w:ilvl w:val="0"/>
-                <w:numId w:val="17"/>
-              </w:numPr>
-            </w:pPr>
-            <w:r>
-              <w:t>Postman</w:t>
-            </w:r>
-          </w:p>
-          <w:p>
-            <w:pPr>
-              <w:pStyle w:val="ListParagraph"/>
-              <w:numPr>
-                <w:ilvl w:val="0"/>
-                <w:numId w:val="17"/>
-              </w:numPr>
-            </w:pPr>
-            <w:r>
-              <w:t>Git Bash</w:t>
-            </w:r>
-          </w:p>
-          <w:p>
-            <w:pPr>
-              <w:pStyle w:val="ListParagraph"/>
-              <w:numPr>
-                <w:ilvl w:val="0"/>
-                <w:numId w:val="17"/>
-              </w:numPr>
-            </w:pPr>
-            <w:r>
-              <w:t>HeidiSQL</w:t>
-            </w:r>
-          </w:p>
-          <w:p>
-            <w:pPr>
-              <w:numPr>
-                <w:ilvl w:val="0"/>
-                <w:numId w:val="17"/>
-              </w:numPr>
-            </w:pPr>
-            <w:r>
-              <w:t>Slack</w:t>
-            </w:r>
-          </w:p>
-          <w:p>
-            <w:pPr>
-              <w:numPr>
-                <w:ilvl w:val="0"/>
-                <w:numId w:val="17"/>
-              </w:numPr>
-            </w:pPr>
-            <w:r>
-              <w:t>NVM</w:t>
-            </w:r>
-          </w:p>
-        </w:tc>
-      </w:tr>
-    </w:tbl>
-    <w:p>
-      <w:pPr>
-        <w:pStyle w:val="Body"/>
-      </w:pPr>
-    </w:p>
-    <w:tbl>
-      <w:tblPr>
-        <w:tblW w:w="10080" w:type="dxa"/>
-        <w:tblCellMar>
-          <w:left w:w="0" w:type="dxa"/>
-          <w:right w:w="0" w:type="dxa"/>
-        </w:tblCellMar>
-        <w:tblLook w:val="0600" w:firstRow="0" w:lastRow="0" w:firstColumn="0" w:lastColumn="0" w:noHBand="1" w:noVBand="1"/>
-      </w:tblPr>
-      <w:tblGrid>
-        <w:gridCol w:w="10080"/>
-      </w:tblGrid>
-      <w:tr>
-        <w:trPr>
-          <w:trHeight w:val="8631"/>
-        </w:trPr>
-        <w:tc>
-          <w:tcPr>
-            <w:tcW w:w="10080" w:type="dxa"/>
-          </w:tcPr>
-          <w:p>
-            <w:pPr>
-              <w:pStyle w:val="Heading2"/>
-              <w:rPr>
-                <w:color w:val="004C62" w:themeColor="accent1" w:themeShade="BF"/>
-              </w:rPr>
-            </w:pPr>
-            <w:r>
-              <w:rPr>
-                <w:rStyle w:val="Emphasis"/>
-                <w:color w:val="004C62" w:themeColor="accent1" w:themeShade="BF"/>
-              </w:rPr>
-              <w:t>backend developement</w:t>
-            </w:r>
-          </w:p>
-          <w:p>
-            <w:pPr>
-              <w:pStyle w:val="ListParagraph"/>
-              <w:numPr>
-                <w:ilvl w:val="0"/>
-                <w:numId w:val="17"/>
-              </w:numPr>
-            </w:pPr>
-            <w:r>
-              <w:t>Node.js</w:t>
-            </w:r>
-          </w:p>
-          <w:p>
-            <w:pPr>
-              <w:pStyle w:val="ListParagraph"/>
-              <w:numPr>
-                <w:ilvl w:val="0"/>
-                <w:numId w:val="17"/>
-              </w:numPr>
-            </w:pPr>
-            <w:r>
-              <w:t>Express.js</w:t>
-            </w:r>
-          </w:p>
-          <w:p>
-            <w:pPr>
-              <w:pStyle w:val="ListParagraph"/>
-              <w:numPr>
-                <w:ilvl w:val="0"/>
-                <w:numId w:val="17"/>
-              </w:numPr>
-            </w:pPr>
-            <w:r>
-              <w:t>.NET Razor Pages</w:t>
-            </w:r>
-          </w:p>
-          <w:p>
-            <w:pPr>
-              <w:pStyle w:val="ListParagraph"/>
-              <w:numPr>
-                <w:ilvl w:val="0"/>
-                <w:numId w:val="17"/>
-              </w:numPr>
-            </w:pPr>
-            <w:r>
-              <w:t>Prisma</w:t>
-            </w:r>
-          </w:p>
-          <w:p>
-            <w:pPr>
-              <w:pStyle w:val="ListParagraph"/>
-              <w:numPr>
-                <w:ilvl w:val="0"/>
-                <w:numId w:val="17"/>
-              </w:numPr>
-            </w:pPr>
-            <w:r>
-              <w:t xml:space="preserve">MERN Stack </w:t>
-            </w:r>
-          </w:p>
-          <w:p/>
-          <w:p>
-            <w:pPr>
-              <w:pStyle w:val="Heading2"/>
-              <w:rPr>
-                <w:color w:val="004C62" w:themeColor="accent1" w:themeShade="BF"/>
-              </w:rPr>
-            </w:pPr>
-            <w:r>
-              <w:rPr>
-                <w:color w:val="004C62" w:themeColor="accent1" w:themeShade="BF"/>
-              </w:rPr>
-              <w:t>DATABASE</w:t>
-            </w:r>
-          </w:p>
-          <w:p>
-            <w:pPr>
-              <w:pStyle w:val="ListParagraph"/>
-              <w:numPr>
-                <w:ilvl w:val="0"/>
-                <w:numId w:val="17"/>
-              </w:numPr>
-            </w:pPr>
-            <w:r>
-              <w:t>SQL</w:t>
-            </w:r>
-          </w:p>
-          <w:p>
-            <w:pPr>
-              <w:pStyle w:val="ListParagraph"/>
-              <w:numPr>
-                <w:ilvl w:val="0"/>
-                <w:numId w:val="17"/>
-              </w:numPr>
-            </w:pPr>
-            <w:r>
-              <w:t>MongoDB</w:t>
-            </w:r>
-          </w:p>
-          <w:p>
-            <w:pPr>
-              <w:pStyle w:val="ListParagraph"/>
-              <w:numPr>
-                <w:ilvl w:val="0"/>
-                <w:numId w:val="17"/>
-              </w:numPr>
-            </w:pPr>
-            <w:r>
-              <w:t>Firebase</w:t>
-            </w:r>
-          </w:p>
-          <w:p/>
-          <w:p>
-            <w:pPr>
-              <w:pStyle w:val="Heading2"/>
-              <w:rPr>
-                <w:color w:val="004C62" w:themeColor="accent1" w:themeShade="BF"/>
-              </w:rPr>
-            </w:pPr>
-            <w:r>
-              <w:rPr>
-                <w:rStyle w:val="Emphasis"/>
-                <w:color w:val="004C62" w:themeColor="accent1" w:themeShade="BF"/>
-              </w:rPr>
-              <w:t>PROGRAMMING LANGUAGE</w:t>
-            </w:r>
-          </w:p>
-          <w:p>
-            <w:pPr>
-              <w:pStyle w:val="ListParagraph"/>
-              <w:numPr>
-                <w:ilvl w:val="0"/>
-                <w:numId w:val="17"/>
-              </w:numPr>
-            </w:pPr>
-            <w:r>
-              <w:t>Java</w:t>
-            </w:r>
-          </w:p>
-          <w:p>
-            <w:pPr>
-              <w:pStyle w:val="ListParagraph"/>
-              <w:numPr>
-                <w:ilvl w:val="0"/>
-                <w:numId w:val="17"/>
-              </w:numPr>
-            </w:pPr>
-            <w:r>
-              <w:t>C/C++</w:t>
-            </w:r>
-          </w:p>
-          <w:p/>
-          <w:p>
-            <w:pPr>
-              <w:pStyle w:val="Heading2"/>
-              <w:rPr>
-                <w:color w:val="004C62" w:themeColor="accent1" w:themeShade="BF"/>
-              </w:rPr>
-            </w:pPr>
-            <w:r>
-              <w:rPr>
-                <w:rStyle w:val="Emphasis"/>
-                <w:color w:val="004C62" w:themeColor="accent1" w:themeShade="BF"/>
-              </w:rPr>
-              <w:t>ide (INTEGRATED DEVELOPMENT ENVIRONMENT)</w:t>
-            </w:r>
-          </w:p>
-          <w:p>
-            <w:pPr>
-              <w:pStyle w:val="ListParagraph"/>
-              <w:numPr>
-                <w:ilvl w:val="0"/>
-                <w:numId w:val="17"/>
-              </w:numPr>
-            </w:pPr>
-            <w:r>
-              <w:t>Android Studio</w:t>
-            </w:r>
-          </w:p>
-          <w:p>
-            <w:pPr>
-              <w:pStyle w:val="ListParagraph"/>
-              <w:numPr>
-                <w:ilvl w:val="0"/>
-                <w:numId w:val="17"/>
-              </w:numPr>
-            </w:pPr>
-            <w:r>
-              <w:t>Eclipse</w:t>
-            </w:r>
-          </w:p>
-          <w:p>
-            <w:pPr>
-              <w:pStyle w:val="ListParagraph"/>
-              <w:numPr>
-                <w:ilvl w:val="0"/>
-                <w:numId w:val="17"/>
-              </w:numPr>
-            </w:pPr>
-            <w:r>
-              <w:t>NetBeans</w:t>
-            </w:r>
-          </w:p>
-          <w:p>
-            <w:pPr>
-              <w:pStyle w:val="ListParagraph"/>
-              <w:numPr>
-                <w:ilvl w:val="0"/>
-                <w:numId w:val="17"/>
-              </w:numPr>
-            </w:pPr>
-            <w:r>
-              <w:t>Visual Studio Code</w:t>
-            </w:r>
-          </w:p>
-          <w:p>
-            <w:pPr>
-              <w:pStyle w:val="ListParagraph"/>
-              <w:numPr>
-                <w:ilvl w:val="0"/>
-                <w:numId w:val="17"/>
-              </w:numPr>
-            </w:pPr>
-            <w:r>
-              <w:t>Visual Studio</w:t>
-            </w:r>
-          </w:p>
-          <w:p>
-            <w:pPr>
-              <w:numPr>
-                <w:ilvl w:val="0"/>
-                <w:numId w:val="17"/>
-              </w:numPr>
-            </w:pPr>
-            <w:r>
-              <w:t>IntelliJ IDEA Ultimate</w:t>
-            </w:r>
-          </w:p>
-        </w:tc>
-      </w:tr>
-    </w:tbl>
     <w:p>
       <w:pPr>
         <w:pStyle w:val="Heading2"/>
@@ -2000,7 +1436,7 @@
 </file>
 
 <file path=word/endnotes.xml><?xml version="1.0" encoding="utf-8"?>
-<w:endnotes xmlns:wpc="http://schemas.microsoft.com/office/word/2010/wordprocessingCanvas" xmlns:cx="http://schemas.microsoft.com/office/drawing/2014/chartex" xmlns:cx1="http://schemas.microsoft.com/office/drawing/2015/9/8/chartex" xmlns:cx2="http://schemas.microsoft.com/office/drawing/2015/10/21/chartex" xmlns:cx3="http://schemas.microsoft.com/office/drawing/2016/5/9/chartex" xmlns:cx4="http://schemas.microsoft.com/office/drawing/2016/5/10/chartex" xmlns:cx5="http://schemas.microsoft.com/office/drawing/2016/5/11/chartex" xmlns:cx6="http://schemas.microsoft.com/office/drawing/2016/5/12/chartex" xmlns:cx7="http://schemas.microsoft.com/office/drawing/2016/5/13/chartex" xmlns:cx8="http://schemas.microsoft.com/office/drawing/2016/5/14/chartex" xmlns:mc="http://schemas.openxmlformats.org/markup-compatibility/2006" xmlns:aink="http://schemas.microsoft.com/office/drawing/2016/ink" xmlns:am3d="http://schemas.microsoft.com/office/drawing/2017/model3d" xmlns:o="urn:schemas-microsoft-com:office:office" xmlns:oel="http://schemas.microsoft.com/office/2019/extlst" xmlns:r="http://schemas.openxmlformats.org/officeDocument/2006/relationships" xmlns:m="http://schemas.openxmlformats.org/officeDocument/2006/math" xmlns:v="urn:schemas-microsoft-com:vml" xmlns:wp14="http://schemas.microsoft.com/office/word/2010/wordprocessingDrawing" xmlns:wp="http://schemas.openxmlformats.org/drawingml/2006/wordprocessingDrawing" xmlns:w10="urn:schemas-microsoft-com:office:word" xmlns:w="http://schemas.openxmlformats.org/wordprocessingml/2006/main" xmlns:w14="http://schemas.microsoft.com/office/word/2010/wordml" xmlns:w15="http://schemas.microsoft.com/office/word/2012/wordml" xmlns:w16cex="http://schemas.microsoft.com/office/word/2018/wordml/cex" xmlns:w16cid="http://schemas.microsoft.com/office/word/2016/wordml/cid" xmlns:w16="http://schemas.microsoft.com/office/word/2018/wordml" xmlns:w16du="http://schemas.microsoft.com/office/word/2023/wordml/word16du" xmlns:w16sdtdh="http://schemas.microsoft.com/office/word/2020/wordml/sdtdatahash" xmlns:w16sdtfl="http://schemas.microsoft.com/office/word/2024/wordml/sdtformatlock" xmlns:w16se="http://schemas.microsoft.com/office/word/2015/wordml/symex" xmlns:wpg="http://schemas.microsoft.com/office/word/2010/wordprocessingGroup" xmlns:wpi="http://schemas.microsoft.com/office/word/2010/wordprocessingInk" xmlns:wne="http://schemas.microsoft.com/office/word/2006/wordml" xmlns:wps="http://schemas.microsoft.com/office/word/2010/wordprocessingShape" mc:Ignorable="w14 w15 w16se w16cid w16 w16cex w16sdtdh w16sdtfl w16du wp14">
+<w:endnotes xmlns:wpc="http://schemas.microsoft.com/office/word/2010/wordprocessingCanvas" xmlns:cx="http://schemas.microsoft.com/office/drawing/2014/chartex" xmlns:cx1="http://schemas.microsoft.com/office/drawing/2015/9/8/chartex" xmlns:cx2="http://schemas.microsoft.com/office/drawing/2015/10/21/chartex" xmlns:cx3="http://schemas.microsoft.com/office/drawing/2016/5/9/chartex" xmlns:cx4="http://schemas.microsoft.com/office/drawing/2016/5/10/chartex" xmlns:cx5="http://schemas.microsoft.com/office/drawing/2016/5/11/chartex" xmlns:cx6="http://schemas.microsoft.com/office/drawing/2016/5/12/chartex" xmlns:cx7="http://schemas.microsoft.com/office/drawing/2016/5/13/chartex" xmlns:cx8="http://schemas.microsoft.com/office/drawing/2016/5/14/chartex" xmlns:mc="http://schemas.openxmlformats.org/markup-compatibility/2006" xmlns:aink="http://schemas.microsoft.com/office/drawing/2016/ink" xmlns:am3d="http://schemas.microsoft.com/office/drawing/2017/model3d" xmlns:o="urn:schemas-microsoft-com:office:office" xmlns:r="http://schemas.openxmlformats.org/officeDocument/2006/relationships" xmlns:m="http://schemas.openxmlformats.org/officeDocument/2006/math" xmlns:v="urn:schemas-microsoft-com:vml" xmlns:wp14="http://schemas.microsoft.com/office/word/2010/wordprocessingDrawing" xmlns:wp="http://schemas.openxmlformats.org/drawingml/2006/wordprocessingDrawing" xmlns:w10="urn:schemas-microsoft-com:office:word" xmlns:w="http://schemas.openxmlformats.org/wordprocessingml/2006/main" xmlns:w14="http://schemas.microsoft.com/office/word/2010/wordml" xmlns:w15="http://schemas.microsoft.com/office/word/2012/wordml" xmlns:w16cex="http://schemas.microsoft.com/office/word/2018/wordml/cex" xmlns:w16cid="http://schemas.microsoft.com/office/word/2016/wordml/cid" xmlns:w16="http://schemas.microsoft.com/office/word/2018/wordml" xmlns:w16sdtdh="http://schemas.microsoft.com/office/word/2020/wordml/sdtdatahash" xmlns:w16se="http://schemas.microsoft.com/office/word/2015/wordml/symex" xmlns:wpg="http://schemas.microsoft.com/office/word/2010/wordprocessingGroup" xmlns:wpi="http://schemas.microsoft.com/office/word/2010/wordprocessingInk" xmlns:wne="http://schemas.microsoft.com/office/word/2006/wordml" xmlns:wps="http://schemas.microsoft.com/office/word/2010/wordprocessingShape" mc:Ignorable="w14 w15 w16se w16cid w16 w16cex w16sdtdh wp14">
   <w:endnote w:type="separator" w:id="-1">
     <w:p>
       <w:r>
@@ -2022,7 +1458,7 @@
 </file>
 
 <file path=word/footer1.xml><?xml version="1.0" encoding="utf-8"?>
-<w:ftr xmlns:wpc="http://schemas.microsoft.com/office/word/2010/wordprocessingCanvas" xmlns:cx="http://schemas.microsoft.com/office/drawing/2014/chartex" xmlns:cx1="http://schemas.microsoft.com/office/drawing/2015/9/8/chartex" xmlns:cx2="http://schemas.microsoft.com/office/drawing/2015/10/21/chartex" xmlns:cx3="http://schemas.microsoft.com/office/drawing/2016/5/9/chartex" xmlns:cx4="http://schemas.microsoft.com/office/drawing/2016/5/10/chartex" xmlns:cx5="http://schemas.microsoft.com/office/drawing/2016/5/11/chartex" xmlns:cx6="http://schemas.microsoft.com/office/drawing/2016/5/12/chartex" xmlns:cx7="http://schemas.microsoft.com/office/drawing/2016/5/13/chartex" xmlns:cx8="http://schemas.microsoft.com/office/drawing/2016/5/14/chartex" xmlns:mc="http://schemas.openxmlformats.org/markup-compatibility/2006" xmlns:aink="http://schemas.microsoft.com/office/drawing/2016/ink" xmlns:am3d="http://schemas.microsoft.com/office/drawing/2017/model3d" xmlns:o="urn:schemas-microsoft-com:office:office" xmlns:oel="http://schemas.microsoft.com/office/2019/extlst" xmlns:r="http://schemas.openxmlformats.org/officeDocument/2006/relationships" xmlns:m="http://schemas.openxmlformats.org/officeDocument/2006/math" xmlns:v="urn:schemas-microsoft-com:vml" xmlns:wp14="http://schemas.microsoft.com/office/word/2010/wordprocessingDrawing" xmlns:wp="http://schemas.openxmlformats.org/drawingml/2006/wordprocessingDrawing" xmlns:w10="urn:schemas-microsoft-com:office:word" xmlns:w="http://schemas.openxmlformats.org/wordprocessingml/2006/main" xmlns:w14="http://schemas.microsoft.com/office/word/2010/wordml" xmlns:w15="http://schemas.microsoft.com/office/word/2012/wordml" xmlns:w16cex="http://schemas.microsoft.com/office/word/2018/wordml/cex" xmlns:w16cid="http://schemas.microsoft.com/office/word/2016/wordml/cid" xmlns:w16="http://schemas.microsoft.com/office/word/2018/wordml" xmlns:w16du="http://schemas.microsoft.com/office/word/2023/wordml/word16du" xmlns:w16sdtdh="http://schemas.microsoft.com/office/word/2020/wordml/sdtdatahash" xmlns:w16sdtfl="http://schemas.microsoft.com/office/word/2024/wordml/sdtformatlock" xmlns:w16se="http://schemas.microsoft.com/office/word/2015/wordml/symex" xmlns:wpg="http://schemas.microsoft.com/office/word/2010/wordprocessingGroup" xmlns:wpi="http://schemas.microsoft.com/office/word/2010/wordprocessingInk" xmlns:wne="http://schemas.microsoft.com/office/word/2006/wordml" xmlns:wps="http://schemas.microsoft.com/office/word/2010/wordprocessingShape" mc:Ignorable="w14 w15 w16se w16cid w16 w16cex w16sdtdh w16sdtfl w16du wp14">
+<w:ftr xmlns:wpc="http://schemas.microsoft.com/office/word/2010/wordprocessingCanvas" xmlns:cx="http://schemas.microsoft.com/office/drawing/2014/chartex" xmlns:cx1="http://schemas.microsoft.com/office/drawing/2015/9/8/chartex" xmlns:cx2="http://schemas.microsoft.com/office/drawing/2015/10/21/chartex" xmlns:cx3="http://schemas.microsoft.com/office/drawing/2016/5/9/chartex" xmlns:cx4="http://schemas.microsoft.com/office/drawing/2016/5/10/chartex" xmlns:cx5="http://schemas.microsoft.com/office/drawing/2016/5/11/chartex" xmlns:cx6="http://schemas.microsoft.com/office/drawing/2016/5/12/chartex" xmlns:cx7="http://schemas.microsoft.com/office/drawing/2016/5/13/chartex" xmlns:cx8="http://schemas.microsoft.com/office/drawing/2016/5/14/chartex" xmlns:mc="http://schemas.openxmlformats.org/markup-compatibility/2006" xmlns:aink="http://schemas.microsoft.com/office/drawing/2016/ink" xmlns:am3d="http://schemas.microsoft.com/office/drawing/2017/model3d" xmlns:o="urn:schemas-microsoft-com:office:office" xmlns:r="http://schemas.openxmlformats.org/officeDocument/2006/relationships" xmlns:m="http://schemas.openxmlformats.org/officeDocument/2006/math" xmlns:v="urn:schemas-microsoft-com:vml" xmlns:wp14="http://schemas.microsoft.com/office/word/2010/wordprocessingDrawing" xmlns:wp="http://schemas.openxmlformats.org/drawingml/2006/wordprocessingDrawing" xmlns:w10="urn:schemas-microsoft-com:office:word" xmlns:w="http://schemas.openxmlformats.org/wordprocessingml/2006/main" xmlns:w14="http://schemas.microsoft.com/office/word/2010/wordml" xmlns:w15="http://schemas.microsoft.com/office/word/2012/wordml" xmlns:w16cex="http://schemas.microsoft.com/office/word/2018/wordml/cex" xmlns:w16cid="http://schemas.microsoft.com/office/word/2016/wordml/cid" xmlns:w16="http://schemas.microsoft.com/office/word/2018/wordml" xmlns:w16sdtdh="http://schemas.microsoft.com/office/word/2020/wordml/sdtdatahash" xmlns:w16se="http://schemas.microsoft.com/office/word/2015/wordml/symex" xmlns:wpg="http://schemas.microsoft.com/office/word/2010/wordprocessingGroup" xmlns:wpi="http://schemas.microsoft.com/office/word/2010/wordprocessingInk" xmlns:wne="http://schemas.microsoft.com/office/word/2006/wordml" xmlns:wps="http://schemas.microsoft.com/office/word/2010/wordprocessingShape" mc:Ignorable="w14 w15 w16se w16cid w16 w16cex w16sdtdh wp14">
   <w:sdt>
     <w:sdtPr>
       <w:id w:val="693045713"/>
@@ -2069,7 +1505,7 @@
 </file>
 
 <file path=word/footer2.xml><?xml version="1.0" encoding="utf-8"?>
-<w:ftr xmlns:wpc="http://schemas.microsoft.com/office/word/2010/wordprocessingCanvas" xmlns:cx="http://schemas.microsoft.com/office/drawing/2014/chartex" xmlns:cx1="http://schemas.microsoft.com/office/drawing/2015/9/8/chartex" xmlns:cx2="http://schemas.microsoft.com/office/drawing/2015/10/21/chartex" xmlns:cx3="http://schemas.microsoft.com/office/drawing/2016/5/9/chartex" xmlns:cx4="http://schemas.microsoft.com/office/drawing/2016/5/10/chartex" xmlns:cx5="http://schemas.microsoft.com/office/drawing/2016/5/11/chartex" xmlns:cx6="http://schemas.microsoft.com/office/drawing/2016/5/12/chartex" xmlns:cx7="http://schemas.microsoft.com/office/drawing/2016/5/13/chartex" xmlns:cx8="http://schemas.microsoft.com/office/drawing/2016/5/14/chartex" xmlns:mc="http://schemas.openxmlformats.org/markup-compatibility/2006" xmlns:aink="http://schemas.microsoft.com/office/drawing/2016/ink" xmlns:am3d="http://schemas.microsoft.com/office/drawing/2017/model3d" xmlns:o="urn:schemas-microsoft-com:office:office" xmlns:oel="http://schemas.microsoft.com/office/2019/extlst" xmlns:r="http://schemas.openxmlformats.org/officeDocument/2006/relationships" xmlns:m="http://schemas.openxmlformats.org/officeDocument/2006/math" xmlns:v="urn:schemas-microsoft-com:vml" xmlns:wp14="http://schemas.microsoft.com/office/word/2010/wordprocessingDrawing" xmlns:wp="http://schemas.openxmlformats.org/drawingml/2006/wordprocessingDrawing" xmlns:w10="urn:schemas-microsoft-com:office:word" xmlns:w="http://schemas.openxmlformats.org/wordprocessingml/2006/main" xmlns:w14="http://schemas.microsoft.com/office/word/2010/wordml" xmlns:w15="http://schemas.microsoft.com/office/word/2012/wordml" xmlns:w16cex="http://schemas.microsoft.com/office/word/2018/wordml/cex" xmlns:w16cid="http://schemas.microsoft.com/office/word/2016/wordml/cid" xmlns:w16="http://schemas.microsoft.com/office/word/2018/wordml" xmlns:w16du="http://schemas.microsoft.com/office/word/2023/wordml/word16du" xmlns:w16sdtdh="http://schemas.microsoft.com/office/word/2020/wordml/sdtdatahash" xmlns:w16sdtfl="http://schemas.microsoft.com/office/word/2024/wordml/sdtformatlock" xmlns:w16se="http://schemas.microsoft.com/office/word/2015/wordml/symex" xmlns:wpg="http://schemas.microsoft.com/office/word/2010/wordprocessingGroup" xmlns:wpi="http://schemas.microsoft.com/office/word/2010/wordprocessingInk" xmlns:wne="http://schemas.microsoft.com/office/word/2006/wordml" xmlns:wps="http://schemas.microsoft.com/office/word/2010/wordprocessingShape" mc:Ignorable="w14 w15 w16se w16cid w16 w16cex w16sdtdh w16sdtfl w16du wp14">
+<w:ftr xmlns:wpc="http://schemas.microsoft.com/office/word/2010/wordprocessingCanvas" xmlns:cx="http://schemas.microsoft.com/office/drawing/2014/chartex" xmlns:cx1="http://schemas.microsoft.com/office/drawing/2015/9/8/chartex" xmlns:cx2="http://schemas.microsoft.com/office/drawing/2015/10/21/chartex" xmlns:cx3="http://schemas.microsoft.com/office/drawing/2016/5/9/chartex" xmlns:cx4="http://schemas.microsoft.com/office/drawing/2016/5/10/chartex" xmlns:cx5="http://schemas.microsoft.com/office/drawing/2016/5/11/chartex" xmlns:cx6="http://schemas.microsoft.com/office/drawing/2016/5/12/chartex" xmlns:cx7="http://schemas.microsoft.com/office/drawing/2016/5/13/chartex" xmlns:cx8="http://schemas.microsoft.com/office/drawing/2016/5/14/chartex" xmlns:mc="http://schemas.openxmlformats.org/markup-compatibility/2006" xmlns:aink="http://schemas.microsoft.com/office/drawing/2016/ink" xmlns:am3d="http://schemas.microsoft.com/office/drawing/2017/model3d" xmlns:o="urn:schemas-microsoft-com:office:office" xmlns:r="http://schemas.openxmlformats.org/officeDocument/2006/relationships" xmlns:m="http://schemas.openxmlformats.org/officeDocument/2006/math" xmlns:v="urn:schemas-microsoft-com:vml" xmlns:wp14="http://schemas.microsoft.com/office/word/2010/wordprocessingDrawing" xmlns:wp="http://schemas.openxmlformats.org/drawingml/2006/wordprocessingDrawing" xmlns:w10="urn:schemas-microsoft-com:office:word" xmlns:w="http://schemas.openxmlformats.org/wordprocessingml/2006/main" xmlns:w14="http://schemas.microsoft.com/office/word/2010/wordml" xmlns:w15="http://schemas.microsoft.com/office/word/2012/wordml" xmlns:w16cex="http://schemas.microsoft.com/office/word/2018/wordml/cex" xmlns:w16cid="http://schemas.microsoft.com/office/word/2016/wordml/cid" xmlns:w16="http://schemas.microsoft.com/office/word/2018/wordml" xmlns:w16sdtdh="http://schemas.microsoft.com/office/word/2020/wordml/sdtdatahash" xmlns:w16se="http://schemas.microsoft.com/office/word/2015/wordml/symex" xmlns:wpg="http://schemas.microsoft.com/office/word/2010/wordprocessingGroup" xmlns:wpi="http://schemas.microsoft.com/office/word/2010/wordprocessingInk" xmlns:wne="http://schemas.microsoft.com/office/word/2006/wordml" xmlns:wps="http://schemas.microsoft.com/office/word/2010/wordprocessingShape" mc:Ignorable="w14 w15 w16se w16cid w16 w16cex w16sdtdh wp14">
   <w:sdt>
     <w:sdtPr>
       <w:id w:val="346750255"/>
@@ -2116,7 +1552,7 @@
 </file>
 
 <file path=word/footnotes.xml><?xml version="1.0" encoding="utf-8"?>
-<w:footnotes xmlns:wpc="http://schemas.microsoft.com/office/word/2010/wordprocessingCanvas" xmlns:cx="http://schemas.microsoft.com/office/drawing/2014/chartex" xmlns:cx1="http://schemas.microsoft.com/office/drawing/2015/9/8/chartex" xmlns:cx2="http://schemas.microsoft.com/office/drawing/2015/10/21/chartex" xmlns:cx3="http://schemas.microsoft.com/office/drawing/2016/5/9/chartex" xmlns:cx4="http://schemas.microsoft.com/office/drawing/2016/5/10/chartex" xmlns:cx5="http://schemas.microsoft.com/office/drawing/2016/5/11/chartex" xmlns:cx6="http://schemas.microsoft.com/office/drawing/2016/5/12/chartex" xmlns:cx7="http://schemas.microsoft.com/office/drawing/2016/5/13/chartex" xmlns:cx8="http://schemas.microsoft.com/office/drawing/2016/5/14/chartex" xmlns:mc="http://schemas.openxmlformats.org/markup-compatibility/2006" xmlns:aink="http://schemas.microsoft.com/office/drawing/2016/ink" xmlns:am3d="http://schemas.microsoft.com/office/drawing/2017/model3d" xmlns:o="urn:schemas-microsoft-com:office:office" xmlns:oel="http://schemas.microsoft.com/office/2019/extlst" xmlns:r="http://schemas.openxmlformats.org/officeDocument/2006/relationships" xmlns:m="http://schemas.openxmlformats.org/officeDocument/2006/math" xmlns:v="urn:schemas-microsoft-com:vml" xmlns:wp14="http://schemas.microsoft.com/office/word/2010/wordprocessingDrawing" xmlns:wp="http://schemas.openxmlformats.org/drawingml/2006/wordprocessingDrawing" xmlns:w10="urn:schemas-microsoft-com:office:word" xmlns:w="http://schemas.openxmlformats.org/wordprocessingml/2006/main" xmlns:w14="http://schemas.microsoft.com/office/word/2010/wordml" xmlns:w15="http://schemas.microsoft.com/office/word/2012/wordml" xmlns:w16cex="http://schemas.microsoft.com/office/word/2018/wordml/cex" xmlns:w16cid="http://schemas.microsoft.com/office/word/2016/wordml/cid" xmlns:w16="http://schemas.microsoft.com/office/word/2018/wordml" xmlns:w16du="http://schemas.microsoft.com/office/word/2023/wordml/word16du" xmlns:w16sdtdh="http://schemas.microsoft.com/office/word/2020/wordml/sdtdatahash" xmlns:w16sdtfl="http://schemas.microsoft.com/office/word/2024/wordml/sdtformatlock" xmlns:w16se="http://schemas.microsoft.com/office/word/2015/wordml/symex" xmlns:wpg="http://schemas.microsoft.com/office/word/2010/wordprocessingGroup" xmlns:wpi="http://schemas.microsoft.com/office/word/2010/wordprocessingInk" xmlns:wne="http://schemas.microsoft.com/office/word/2006/wordml" xmlns:wps="http://schemas.microsoft.com/office/word/2010/wordprocessingShape" mc:Ignorable="w14 w15 w16se w16cid w16 w16cex w16sdtdh w16sdtfl w16du wp14">
+<w:footnotes xmlns:wpc="http://schemas.microsoft.com/office/word/2010/wordprocessingCanvas" xmlns:cx="http://schemas.microsoft.com/office/drawing/2014/chartex" xmlns:cx1="http://schemas.microsoft.com/office/drawing/2015/9/8/chartex" xmlns:cx2="http://schemas.microsoft.com/office/drawing/2015/10/21/chartex" xmlns:cx3="http://schemas.microsoft.com/office/drawing/2016/5/9/chartex" xmlns:cx4="http://schemas.microsoft.com/office/drawing/2016/5/10/chartex" xmlns:cx5="http://schemas.microsoft.com/office/drawing/2016/5/11/chartex" xmlns:cx6="http://schemas.microsoft.com/office/drawing/2016/5/12/chartex" xmlns:cx7="http://schemas.microsoft.com/office/drawing/2016/5/13/chartex" xmlns:cx8="http://schemas.microsoft.com/office/drawing/2016/5/14/chartex" xmlns:mc="http://schemas.openxmlformats.org/markup-compatibility/2006" xmlns:aink="http://schemas.microsoft.com/office/drawing/2016/ink" xmlns:am3d="http://schemas.microsoft.com/office/drawing/2017/model3d" xmlns:o="urn:schemas-microsoft-com:office:office" xmlns:r="http://schemas.openxmlformats.org/officeDocument/2006/relationships" xmlns:m="http://schemas.openxmlformats.org/officeDocument/2006/math" xmlns:v="urn:schemas-microsoft-com:vml" xmlns:wp14="http://schemas.microsoft.com/office/word/2010/wordprocessingDrawing" xmlns:wp="http://schemas.openxmlformats.org/drawingml/2006/wordprocessingDrawing" xmlns:w10="urn:schemas-microsoft-com:office:word" xmlns:w="http://schemas.openxmlformats.org/wordprocessingml/2006/main" xmlns:w14="http://schemas.microsoft.com/office/word/2010/wordml" xmlns:w15="http://schemas.microsoft.com/office/word/2012/wordml" xmlns:w16cex="http://schemas.microsoft.com/office/word/2018/wordml/cex" xmlns:w16cid="http://schemas.microsoft.com/office/word/2016/wordml/cid" xmlns:w16="http://schemas.microsoft.com/office/word/2018/wordml" xmlns:w16sdtdh="http://schemas.microsoft.com/office/word/2020/wordml/sdtdatahash" xmlns:w16se="http://schemas.microsoft.com/office/word/2015/wordml/symex" xmlns:wpg="http://schemas.microsoft.com/office/word/2010/wordprocessingGroup" xmlns:wpi="http://schemas.microsoft.com/office/word/2010/wordprocessingInk" xmlns:wne="http://schemas.microsoft.com/office/word/2006/wordml" xmlns:wps="http://schemas.microsoft.com/office/word/2010/wordprocessingShape" mc:Ignorable="w14 w15 w16se w16cid w16 w16cex w16sdtdh wp14">
   <w:footnote w:type="separator" w:id="-1">
     <w:p>
       <w:r>
@@ -2138,7 +1574,7 @@
 </file>
 
 <file path=word/numbering.xml><?xml version="1.0" encoding="utf-8"?>
-<w:numbering xmlns:wpc="http://schemas.microsoft.com/office/word/2010/wordprocessingCanvas" xmlns:cx="http://schemas.microsoft.com/office/drawing/2014/chartex" xmlns:cx1="http://schemas.microsoft.com/office/drawing/2015/9/8/chartex" xmlns:cx2="http://schemas.microsoft.com/office/drawing/2015/10/21/chartex" xmlns:cx3="http://schemas.microsoft.com/office/drawing/2016/5/9/chartex" xmlns:cx4="http://schemas.microsoft.com/office/drawing/2016/5/10/chartex" xmlns:cx5="http://schemas.microsoft.com/office/drawing/2016/5/11/chartex" xmlns:cx6="http://schemas.microsoft.com/office/drawing/2016/5/12/chartex" xmlns:cx7="http://schemas.microsoft.com/office/drawing/2016/5/13/chartex" xmlns:cx8="http://schemas.microsoft.com/office/drawing/2016/5/14/chartex" xmlns:mc="http://schemas.openxmlformats.org/markup-compatibility/2006" xmlns:aink="http://schemas.microsoft.com/office/drawing/2016/ink" xmlns:am3d="http://schemas.microsoft.com/office/drawing/2017/model3d" xmlns:o="urn:schemas-microsoft-com:office:office" xmlns:oel="http://schemas.microsoft.com/office/2019/extlst" xmlns:r="http://schemas.openxmlformats.org/officeDocument/2006/relationships" xmlns:m="http://schemas.openxmlformats.org/officeDocument/2006/math" xmlns:v="urn:schemas-microsoft-com:vml" xmlns:wp14="http://schemas.microsoft.com/office/word/2010/wordprocessingDrawing" xmlns:wp="http://schemas.openxmlformats.org/drawingml/2006/wordprocessingDrawing" xmlns:w10="urn:schemas-microsoft-com:office:word" xmlns:w="http://schemas.openxmlformats.org/wordprocessingml/2006/main" xmlns:w14="http://schemas.microsoft.com/office/word/2010/wordml" xmlns:w15="http://schemas.microsoft.com/office/word/2012/wordml" xmlns:w16cex="http://schemas.microsoft.com/office/word/2018/wordml/cex" xmlns:w16cid="http://schemas.microsoft.com/office/word/2016/wordml/cid" xmlns:w16="http://schemas.microsoft.com/office/word/2018/wordml" xmlns:w16du="http://schemas.microsoft.com/office/word/2023/wordml/word16du" xmlns:w16sdtdh="http://schemas.microsoft.com/office/word/2020/wordml/sdtdatahash" xmlns:w16sdtfl="http://schemas.microsoft.com/office/word/2024/wordml/sdtformatlock" xmlns:w16se="http://schemas.microsoft.com/office/word/2015/wordml/symex" xmlns:wpg="http://schemas.microsoft.com/office/word/2010/wordprocessingGroup" xmlns:wpi="http://schemas.microsoft.com/office/word/2010/wordprocessingInk" xmlns:wne="http://schemas.microsoft.com/office/word/2006/wordml" xmlns:wps="http://schemas.microsoft.com/office/word/2010/wordprocessingShape" mc:Ignorable="w14 w15 w16se w16cid w16 w16cex w16sdtdh w16sdtfl w16du wp14">
+<w:numbering xmlns:wpc="http://schemas.microsoft.com/office/word/2010/wordprocessingCanvas" xmlns:cx="http://schemas.microsoft.com/office/drawing/2014/chartex" xmlns:cx1="http://schemas.microsoft.com/office/drawing/2015/9/8/chartex" xmlns:cx2="http://schemas.microsoft.com/office/drawing/2015/10/21/chartex" xmlns:cx3="http://schemas.microsoft.com/office/drawing/2016/5/9/chartex" xmlns:cx4="http://schemas.microsoft.com/office/drawing/2016/5/10/chartex" xmlns:cx5="http://schemas.microsoft.com/office/drawing/2016/5/11/chartex" xmlns:cx6="http://schemas.microsoft.com/office/drawing/2016/5/12/chartex" xmlns:cx7="http://schemas.microsoft.com/office/drawing/2016/5/13/chartex" xmlns:cx8="http://schemas.microsoft.com/office/drawing/2016/5/14/chartex" xmlns:mc="http://schemas.openxmlformats.org/markup-compatibility/2006" xmlns:aink="http://schemas.microsoft.com/office/drawing/2016/ink" xmlns:am3d="http://schemas.microsoft.com/office/drawing/2017/model3d" xmlns:o="urn:schemas-microsoft-com:office:office" xmlns:r="http://schemas.openxmlformats.org/officeDocument/2006/relationships" xmlns:m="http://schemas.openxmlformats.org/officeDocument/2006/math" xmlns:v="urn:schemas-microsoft-com:vml" xmlns:wp14="http://schemas.microsoft.com/office/word/2010/wordprocessingDrawing" xmlns:wp="http://schemas.openxmlformats.org/drawingml/2006/wordprocessingDrawing" xmlns:w10="urn:schemas-microsoft-com:office:word" xmlns:w="http://schemas.openxmlformats.org/wordprocessingml/2006/main" xmlns:w14="http://schemas.microsoft.com/office/word/2010/wordml" xmlns:w15="http://schemas.microsoft.com/office/word/2012/wordml" xmlns:w16cex="http://schemas.microsoft.com/office/word/2018/wordml/cex" xmlns:w16cid="http://schemas.microsoft.com/office/word/2016/wordml/cid" xmlns:w16="http://schemas.microsoft.com/office/word/2018/wordml" xmlns:w16sdtdh="http://schemas.microsoft.com/office/word/2020/wordml/sdtdatahash" xmlns:w16se="http://schemas.microsoft.com/office/word/2015/wordml/symex" xmlns:wpg="http://schemas.microsoft.com/office/word/2010/wordprocessingGroup" xmlns:wpi="http://schemas.microsoft.com/office/word/2010/wordprocessingInk" xmlns:wne="http://schemas.microsoft.com/office/word/2006/wordml" xmlns:wps="http://schemas.microsoft.com/office/word/2010/wordprocessingShape" mc:Ignorable="w14 w15 w16se w16cid w16 w16cex w16sdtdh wp14">
   <w:abstractNum w:abstractNumId="0" w15:restartNumberingAfterBreak="0">
     <w:nsid w:val="FFFFFF7C"/>
     <w:multiLevelType w:val="singleLevel"/>
@@ -3771,16 +3207,16 @@
       </w:rPr>
     </w:lvl>
   </w:abstractNum>
-  <w:num w:numId="1" w16cid:durableId="1446657361">
+  <w:num w:numId="1">
     <w:abstractNumId w:val="13"/>
   </w:num>
-  <w:num w:numId="2" w16cid:durableId="97793095">
+  <w:num w:numId="2">
     <w:abstractNumId w:val="7"/>
   </w:num>
-  <w:num w:numId="3" w16cid:durableId="255525275">
+  <w:num w:numId="3">
     <w:abstractNumId w:val="6"/>
   </w:num>
-  <w:num w:numId="4" w16cid:durableId="1773624595">
+  <w:num w:numId="4">
     <w:abstractNumId w:val="13"/>
     <w:lvlOverride w:ilvl="0">
       <w:startOverride w:val="1"/>
@@ -3810,74 +3246,74 @@
       <w:startOverride w:val="1"/>
     </w:lvlOverride>
   </w:num>
-  <w:num w:numId="5" w16cid:durableId="425997649">
+  <w:num w:numId="5">
     <w:abstractNumId w:val="8"/>
   </w:num>
-  <w:num w:numId="6" w16cid:durableId="1704672652">
+  <w:num w:numId="6">
     <w:abstractNumId w:val="14"/>
   </w:num>
-  <w:num w:numId="7" w16cid:durableId="655887391">
+  <w:num w:numId="7">
     <w:abstractNumId w:val="5"/>
   </w:num>
-  <w:num w:numId="8" w16cid:durableId="645473488">
+  <w:num w:numId="8">
     <w:abstractNumId w:val="4"/>
   </w:num>
-  <w:num w:numId="9" w16cid:durableId="1400402880">
+  <w:num w:numId="9">
     <w:abstractNumId w:val="3"/>
   </w:num>
-  <w:num w:numId="10" w16cid:durableId="412512376">
+  <w:num w:numId="10">
     <w:abstractNumId w:val="2"/>
   </w:num>
-  <w:num w:numId="11" w16cid:durableId="2044212310">
+  <w:num w:numId="11">
     <w:abstractNumId w:val="1"/>
   </w:num>
-  <w:num w:numId="12" w16cid:durableId="126896866">
+  <w:num w:numId="12">
     <w:abstractNumId w:val="0"/>
   </w:num>
-  <w:num w:numId="13" w16cid:durableId="994529043">
+  <w:num w:numId="13">
     <w:abstractNumId w:val="9"/>
   </w:num>
-  <w:num w:numId="14" w16cid:durableId="452406184">
+  <w:num w:numId="14">
     <w:abstractNumId w:val="19"/>
   </w:num>
-  <w:num w:numId="15" w16cid:durableId="947389514">
+  <w:num w:numId="15">
     <w:abstractNumId w:val="8"/>
   </w:num>
-  <w:num w:numId="16" w16cid:durableId="567883201">
+  <w:num w:numId="16">
     <w:abstractNumId w:val="7"/>
   </w:num>
-  <w:num w:numId="17" w16cid:durableId="1552691446">
+  <w:num w:numId="17">
     <w:abstractNumId w:val="21"/>
   </w:num>
-  <w:num w:numId="18" w16cid:durableId="1906331416">
+  <w:num w:numId="18">
     <w:abstractNumId w:val="11"/>
   </w:num>
-  <w:num w:numId="19" w16cid:durableId="1432504477">
+  <w:num w:numId="19">
     <w:abstractNumId w:val="20"/>
   </w:num>
-  <w:num w:numId="20" w16cid:durableId="1257598288">
+  <w:num w:numId="20">
     <w:abstractNumId w:val="17"/>
   </w:num>
-  <w:num w:numId="21" w16cid:durableId="2078087014">
+  <w:num w:numId="21">
     <w:abstractNumId w:val="16"/>
   </w:num>
-  <w:num w:numId="22" w16cid:durableId="1003242770">
+  <w:num w:numId="22">
     <w:abstractNumId w:val="10"/>
   </w:num>
-  <w:num w:numId="23" w16cid:durableId="204106340">
+  <w:num w:numId="23">
     <w:abstractNumId w:val="18"/>
   </w:num>
-  <w:num w:numId="24" w16cid:durableId="1787382509">
+  <w:num w:numId="24">
     <w:abstractNumId w:val="12"/>
   </w:num>
-  <w:num w:numId="25" w16cid:durableId="561983932">
+  <w:num w:numId="25">
     <w:abstractNumId w:val="15"/>
   </w:num>
 </w:numbering>
 </file>
 
 <file path=word/styles.xml><?xml version="1.0" encoding="utf-8"?>
-<w:styles xmlns:mc="http://schemas.openxmlformats.org/markup-compatibility/2006" xmlns:r="http://schemas.openxmlformats.org/officeDocument/2006/relationships" xmlns:w="http://schemas.openxmlformats.org/wordprocessingml/2006/main" xmlns:w14="http://schemas.microsoft.com/office/word/2010/wordml" xmlns:w15="http://schemas.microsoft.com/office/word/2012/wordml" xmlns:w16cex="http://schemas.microsoft.com/office/word/2018/wordml/cex" xmlns:w16cid="http://schemas.microsoft.com/office/word/2016/wordml/cid" xmlns:w16="http://schemas.microsoft.com/office/word/2018/wordml" xmlns:w16du="http://schemas.microsoft.com/office/word/2023/wordml/word16du" xmlns:w16sdtdh="http://schemas.microsoft.com/office/word/2020/wordml/sdtdatahash" xmlns:w16sdtfl="http://schemas.microsoft.com/office/word/2024/wordml/sdtformatlock" xmlns:w16se="http://schemas.microsoft.com/office/word/2015/wordml/symex" mc:Ignorable="w14 w15 w16se w16cid w16 w16cex w16sdtdh w16sdtfl w16du">
+<w:styles xmlns:mc="http://schemas.openxmlformats.org/markup-compatibility/2006" xmlns:r="http://schemas.openxmlformats.org/officeDocument/2006/relationships" xmlns:w="http://schemas.openxmlformats.org/wordprocessingml/2006/main" xmlns:w14="http://schemas.microsoft.com/office/word/2010/wordml" xmlns:w15="http://schemas.microsoft.com/office/word/2012/wordml" xmlns:w16cex="http://schemas.microsoft.com/office/word/2018/wordml/cex" xmlns:w16cid="http://schemas.microsoft.com/office/word/2016/wordml/cid" xmlns:w16="http://schemas.microsoft.com/office/word/2018/wordml" xmlns:w16sdtdh="http://schemas.microsoft.com/office/word/2020/wordml/sdtdatahash" xmlns:w16se="http://schemas.microsoft.com/office/word/2015/wordml/symex" mc:Ignorable="w14 w15 w16se w16cid w16 w16cex w16sdtdh">
   <w:docDefaults>
     <w:rPrDefault>
       <w:rPr>
@@ -25925,7 +25361,6 @@
     <w:name w:val="Strong"/>
     <w:basedOn w:val="DefaultParagraphFont"/>
     <w:uiPriority w:val="22"/>
-    <w:semiHidden/>
     <w:qFormat/>
     <w:rsid w:val="006C47D8"/>
     <w:rPr>
@@ -29543,12 +28978,7 @@
 </file>
 
 <file path=customXml/item2.xml><?xml version="1.0" encoding="utf-8"?>
-<?mso-contentType ?>
-<FormTemplates xmlns="http://schemas.microsoft.com/sharepoint/v3/contenttype/forms">
-  <Display>DocumentLibraryForm</Display>
-  <Edit>DocumentLibraryForm</Edit>
-  <New>DocumentLibraryForm</New>
-</FormTemplates>
+<b:Sources xmlns:b="http://schemas.openxmlformats.org/officeDocument/2006/bibliography" xmlns="http://schemas.openxmlformats.org/officeDocument/2006/bibliography" SelectedStyle="\APASixthEditionOfficeOnline.xsl" StyleName="APA" Version="6"/>
 </file>
 
 <file path=customXml/item3.xml><?xml version="1.0" encoding="utf-8"?>
@@ -29572,7 +29002,12 @@
 </file>
 
 <file path=customXml/item4.xml><?xml version="1.0" encoding="utf-8"?>
-<b:Sources xmlns:b="http://schemas.openxmlformats.org/officeDocument/2006/bibliography" xmlns="http://schemas.openxmlformats.org/officeDocument/2006/bibliography" SelectedStyle="\APASixthEditionOfficeOnline.xsl" StyleName="APA" Version="6"/>
+<?mso-contentType ?>
+<FormTemplates xmlns="http://schemas.microsoft.com/sharepoint/v3/contenttype/forms">
+  <Display>DocumentLibraryForm</Display>
+  <Edit>DocumentLibraryForm</Edit>
+  <New>DocumentLibraryForm</New>
+</FormTemplates>
 </file>
 
 <file path=customXml/item5.xml><?xml version="1.0" encoding="utf-8"?>
@@ -29884,9 +29319,9 @@
 </file>
 
 <file path=customXml/itemProps2.xml><?xml version="1.0" encoding="utf-8"?>
-<ds:datastoreItem xmlns:ds="http://schemas.openxmlformats.org/officeDocument/2006/customXml" ds:itemID="{94337639-ED8C-45BE-AD51-D56691D366C8}">
+<ds:datastoreItem xmlns:ds="http://schemas.openxmlformats.org/officeDocument/2006/customXml" ds:itemID="{24EB2AD1-501F-4C48-A9B2-C9727C3F26D3}">
   <ds:schemaRefs>
-    <ds:schemaRef ds:uri="http://schemas.microsoft.com/sharepoint/v3/contenttype/forms"/>
+    <ds:schemaRef ds:uri="http://schemas.openxmlformats.org/officeDocument/2006/bibliography"/>
   </ds:schemaRefs>
 </ds:datastoreItem>
 </file>
@@ -29904,9 +29339,9 @@
 </file>
 
 <file path=customXml/itemProps4.xml><?xml version="1.0" encoding="utf-8"?>
-<ds:datastoreItem xmlns:ds="http://schemas.openxmlformats.org/officeDocument/2006/customXml" ds:itemID="{24EB2AD1-501F-4C48-A9B2-C9727C3F26D3}">
+<ds:datastoreItem xmlns:ds="http://schemas.openxmlformats.org/officeDocument/2006/customXml" ds:itemID="{94337639-ED8C-45BE-AD51-D56691D366C8}">
   <ds:schemaRefs>
-    <ds:schemaRef ds:uri="http://schemas.openxmlformats.org/officeDocument/2006/bibliography"/>
+    <ds:schemaRef ds:uri="http://schemas.microsoft.com/sharepoint/v3/contenttype/forms"/>
   </ds:schemaRefs>
 </ds:datastoreItem>
 </file>

--- a/resume-2.docx
+++ b/resume-2.docx
@@ -4,8 +4,8 @@
   <w:body>
     <w:tbl>
       <w:tblPr>
-        <w:tblpPr w:leftFromText="180" w:rightFromText="180" w:vertAnchor="text" w:horzAnchor="margin" w:tblpY="-262"/>
-        <w:tblW w:w="10330" w:type="dxa"/>
+        <w:tblpPr w:leftFromText="180" w:rightFromText="180" w:vertAnchor="text" w:horzAnchor="margin" w:tblpY="6"/>
+        <w:tblW w:w="10397" w:type="dxa"/>
         <w:tblCellMar>
           <w:left w:w="0" w:type="dxa"/>
           <w:right w:w="0" w:type="dxa"/>
@@ -13,16 +13,16 @@
         <w:tblLook w:val="0600" w:firstRow="0" w:lastRow="0" w:firstColumn="0" w:lastColumn="0" w:noHBand="1" w:noVBand="1"/>
       </w:tblPr>
       <w:tblGrid>
-        <w:gridCol w:w="7092"/>
-        <w:gridCol w:w="3238"/>
+        <w:gridCol w:w="7138"/>
+        <w:gridCol w:w="3259"/>
       </w:tblGrid>
       <w:tr>
         <w:trPr>
-          <w:trHeight w:val="311"/>
+          <w:trHeight w:val="318"/>
         </w:trPr>
         <w:tc>
           <w:tcPr>
-            <w:tcW w:w="7092" w:type="dxa"/>
+            <w:tcW w:w="7138" w:type="dxa"/>
             <w:vMerge w:val="restart"/>
           </w:tcPr>
           <w:p>
@@ -119,7 +119,7 @@
         </w:tc>
         <w:tc>
           <w:tcPr>
-            <w:tcW w:w="3238" w:type="dxa"/>
+            <w:tcW w:w="3259" w:type="dxa"/>
             <w:vAlign w:val="center"/>
           </w:tcPr>
           <w:p>
@@ -140,18 +140,18 @@
       </w:tr>
       <w:tr>
         <w:trPr>
-          <w:trHeight w:val="311"/>
+          <w:trHeight w:val="318"/>
         </w:trPr>
         <w:tc>
           <w:tcPr>
-            <w:tcW w:w="7092" w:type="dxa"/>
+            <w:tcW w:w="7138" w:type="dxa"/>
             <w:vMerge/>
           </w:tcPr>
           <w:p/>
         </w:tc>
         <w:tc>
           <w:tcPr>
-            <w:tcW w:w="3238" w:type="dxa"/>
+            <w:tcW w:w="3259" w:type="dxa"/>
             <w:vAlign w:val="center"/>
           </w:tcPr>
           <w:p>
@@ -172,18 +172,18 @@
       </w:tr>
       <w:tr>
         <w:trPr>
-          <w:trHeight w:val="311"/>
+          <w:trHeight w:val="318"/>
         </w:trPr>
         <w:tc>
           <w:tcPr>
-            <w:tcW w:w="7092" w:type="dxa"/>
+            <w:tcW w:w="7138" w:type="dxa"/>
             <w:vMerge/>
           </w:tcPr>
           <w:p/>
         </w:tc>
         <w:tc>
           <w:tcPr>
-            <w:tcW w:w="3238" w:type="dxa"/>
+            <w:tcW w:w="3259" w:type="dxa"/>
             <w:vAlign w:val="center"/>
           </w:tcPr>
           <w:p>
@@ -193,19 +193,13 @@
                 <w:sz w:val="22"/>
               </w:rPr>
             </w:pPr>
-            <w:r>
-              <w:rPr>
-                <w:sz w:val="22"/>
-              </w:rPr>
-              <w:t>GitHub: @</w:t>
-            </w:r>
             <w:hyperlink r:id="rId12" w:history="1">
               <w:r>
                 <w:rPr>
                   <w:rStyle w:val="Hyperlink"/>
                   <w:sz w:val="22"/>
                 </w:rPr>
-                <w:t>blckclov3r</w:t>
+                <w:t>GitHub: @blckclov3r</w:t>
               </w:r>
             </w:hyperlink>
             <w:r>
@@ -219,18 +213,18 @@
       </w:tr>
       <w:tr>
         <w:trPr>
-          <w:trHeight w:val="311"/>
+          <w:trHeight w:val="318"/>
         </w:trPr>
         <w:tc>
           <w:tcPr>
-            <w:tcW w:w="7092" w:type="dxa"/>
+            <w:tcW w:w="7138" w:type="dxa"/>
             <w:vMerge/>
           </w:tcPr>
           <w:p/>
         </w:tc>
         <w:tc>
           <w:tcPr>
-            <w:tcW w:w="3238" w:type="dxa"/>
+            <w:tcW w:w="3259" w:type="dxa"/>
             <w:vAlign w:val="center"/>
           </w:tcPr>
           <w:p>
@@ -240,19 +234,13 @@
                 <w:sz w:val="22"/>
               </w:rPr>
             </w:pPr>
-            <w:r>
-              <w:rPr>
-                <w:sz w:val="22"/>
-              </w:rPr>
-              <w:t>LinkedIn: @</w:t>
-            </w:r>
             <w:hyperlink r:id="rId13" w:history="1">
               <w:r>
                 <w:rPr>
                   <w:rStyle w:val="Hyperlink"/>
                   <w:sz w:val="22"/>
                 </w:rPr>
-                <w:t>blckclov3r</w:t>
+                <w:t>LinkedIn: @blckclov3r</w:t>
               </w:r>
             </w:hyperlink>
             <w:r>
@@ -262,25 +250,6 @@
               <w:t xml:space="preserve"> </w:t>
             </w:r>
           </w:p>
-        </w:tc>
-      </w:tr>
-      <w:tr>
-        <w:trPr>
-          <w:trHeight w:val="311"/>
-        </w:trPr>
-        <w:tc>
-          <w:tcPr>
-            <w:tcW w:w="7092" w:type="dxa"/>
-            <w:vMerge/>
-          </w:tcPr>
-          <w:p/>
-        </w:tc>
-        <w:tc>
-          <w:tcPr>
-            <w:tcW w:w="3238" w:type="dxa"/>
-            <w:vAlign w:val="center"/>
-          </w:tcPr>
-          <w:p/>
         </w:tc>
       </w:tr>
     </w:tbl>
@@ -614,8 +583,7 @@
     </w:p>
     <w:tbl>
       <w:tblPr>
-        <w:tblW w:w="0" w:type="auto"/>
-        <w:jc w:val="right"/>
+        <w:tblW w:w="10490" w:type="dxa"/>
         <w:tblCellMar>
           <w:left w:w="0" w:type="dxa"/>
           <w:right w:w="0" w:type="dxa"/>
@@ -623,16 +591,15 @@
         <w:tblLook w:val="0600" w:firstRow="0" w:lastRow="0" w:firstColumn="0" w:lastColumn="0" w:noHBand="1" w:noVBand="1"/>
       </w:tblPr>
       <w:tblGrid>
-        <w:gridCol w:w="10080"/>
+        <w:gridCol w:w="10490"/>
       </w:tblGrid>
       <w:tr>
         <w:trPr>
           <w:trHeight w:val="1107"/>
-          <w:jc w:val="right"/>
         </w:trPr>
         <w:tc>
           <w:tcPr>
-            <w:tcW w:w="10080" w:type="dxa"/>
+            <w:tcW w:w="10490" w:type="dxa"/>
           </w:tcPr>
           <w:p>
             <w:pPr>
@@ -660,7 +627,7 @@
               <w:rPr>
                 <w:szCs w:val="20"/>
               </w:rPr>
-              <w:t xml:space="preserve">React Developer with 3+ years of experience creating scalable web applications using React, TypeScript, and modern frontend tools. Experienced in building reusable components, improving application performance, and working in Agile teams to deliver reliable user-focused solutions. </w:t>
+              <w:t>React Developer with 3+ years of experience building scalable and maintainable web applications using React, TypeScript, and modern frontend ecosystems. Strong background in reusable component architecture, performance optimization, and Agile collaboration.</w:t>
             </w:r>
           </w:p>
         </w:tc>
@@ -816,16 +783,7 @@
         </w:rPr>
       </w:pPr>
       <w:r>
-        <w:rPr>
-          <w:szCs w:val="20"/>
-        </w:rPr>
-        <w:t xml:space="preserve">Improved application performance by optimizing rendering behavior and API </w:t>
-      </w:r>
-      <w:r>
-        <w:rPr>
-          <w:szCs w:val="20"/>
-        </w:rPr>
-        <w:t>integration.</w:t>
+        <w:t>Improved application performance by reducing unnecessary re-renders and optimizing API calls, resulting in faster page load and better user experience.</w:t>
       </w:r>
     </w:p>
     <w:p>
@@ -942,7 +900,10 @@
       </w:r>
       <w:proofErr w:type="spellStart"/>
       <w:r>
-        <w:t>NextJS</w:t>
+        <w:t>Next</w:t>
+      </w:r>
+      <w:r>
+        <w:t>JS</w:t>
       </w:r>
       <w:proofErr w:type="spellEnd"/>
       <w:r>
@@ -1100,22 +1061,10 @@
         </w:rPr>
       </w:pPr>
       <w:r>
-        <w:t>Implemented UI enhancements and resolved technical issues.</w:t>
+        <w:t xml:space="preserve">Implemented UI enhancements and resolved technical </w:t>
       </w:r>
-    </w:p>
-    <w:p>
-      <w:pPr>
-        <w:pStyle w:val="ListParagraph"/>
-        <w:numPr>
-          <w:ilvl w:val="0"/>
-          <w:numId w:val="24"/>
-        </w:numPr>
-        <w:rPr>
-          <w:szCs w:val="20"/>
-        </w:rPr>
-      </w:pPr>
       <w:r>
-        <w:t>Supported deployment and maintenance of web systems.</w:t>
+        <w:t>issues.</w:t>
       </w:r>
     </w:p>
     <w:p>
@@ -1205,16 +1154,16 @@
       </w:tblGrid>
       <w:tr>
         <w:trPr>
-          <w:trHeight w:val="1421"/>
+          <w:trHeight w:val="1181"/>
         </w:trPr>
         <w:tc>
           <w:tcPr>
-            <w:tcW w:w="10202" w:type="dxa"/>
+            <w:tcW w:w="10153" w:type="dxa"/>
           </w:tcPr>
           <w:p/>
           <w:tbl>
             <w:tblPr>
-              <w:tblW w:w="0" w:type="auto"/>
+              <w:tblW w:w="10472" w:type="dxa"/>
               <w:tblCellMar>
                 <w:left w:w="0" w:type="dxa"/>
                 <w:right w:w="0" w:type="dxa"/>
@@ -1222,15 +1171,15 @@
               <w:tblLook w:val="0600" w:firstRow="0" w:lastRow="0" w:firstColumn="0" w:lastColumn="0" w:noHBand="1" w:noVBand="1"/>
             </w:tblPr>
             <w:tblGrid>
-              <w:gridCol w:w="10080"/>
+              <w:gridCol w:w="10472"/>
             </w:tblGrid>
             <w:tr>
               <w:trPr>
-                <w:trHeight w:val="1421"/>
+                <w:trHeight w:val="1181"/>
               </w:trPr>
               <w:tc>
                 <w:tcPr>
-                  <w:tcW w:w="10080" w:type="dxa"/>
+                  <w:tcW w:w="10472" w:type="dxa"/>
                 </w:tcPr>
                 <w:p>
                   <w:pPr>
@@ -1320,7 +1269,21 @@
                 </w:p>
                 <w:p>
                   <w:r>
-                    <w:t>Developed projects including IoT-based attendance systems, Android applications, and embedded systems using Arduino and GSM technology.</w:t>
+                    <w:t xml:space="preserve">Developed projects including IoT-based attendance systems, Android applications, and embedded </w:t>
+                  </w:r>
+                </w:p>
+                <w:p>
+                  <w:r>
+                    <w:t>s</w:t>
+                  </w:r>
+                  <w:r>
+                    <w:t>yste</w:t>
+                  </w:r>
+                  <w:r>
+                    <w:t xml:space="preserve">m </w:t>
+                  </w:r>
+                  <w:r>
+                    <w:t>using Arduino and GSM technology.</w:t>
                   </w:r>
                 </w:p>
               </w:tc>
@@ -1349,46 +1312,48 @@
           <w:sz w:val="24"/>
           <w:szCs w:val="24"/>
         </w:rPr>
-        <w:t>LICENSE</w:t>
+        <w:t>CERTIFICATES</w:t>
       </w:r>
+    </w:p>
+    <w:p>
+      <w:pPr>
+        <w:rPr>
+          <w:color w:val="004C62" w:themeColor="accent1" w:themeShade="BF"/>
+        </w:rPr>
+      </w:pPr>
+      <w:hyperlink r:id="rId14" w:history="1">
+        <w:r>
+          <w:rPr>
+            <w:rStyle w:val="Hyperlink"/>
+          </w:rPr>
+          <w:t>React Certification — Udemy</w:t>
+        </w:r>
+      </w:hyperlink>
+    </w:p>
+    <w:p>
+      <w:pPr>
+        <w:rPr>
+          <w:color w:val="006683" w:themeColor="accent1"/>
+        </w:rPr>
+      </w:pPr>
+      <w:hyperlink r:id="rId15" w:history="1">
+        <w:r>
+          <w:rPr>
+            <w:rStyle w:val="Hyperlink"/>
+          </w:rPr>
+          <w:t>Node.js Certification — Udemy</w:t>
+        </w:r>
+      </w:hyperlink>
     </w:p>
     <w:p>
       <w:pPr>
         <w:rPr>
           <w:rStyle w:val="Emphasis"/>
           <w:iCs w:val="0"/>
-          <w:color w:val="004C62" w:themeColor="accent1" w:themeShade="BF"/>
-        </w:rPr>
-      </w:pPr>
-      <w:r>
-        <w:rPr>
-          <w:color w:val="004C62" w:themeColor="accent1" w:themeShade="BF"/>
-        </w:rPr>
-        <w:t>NATIONAL CERTIFICATE II</w:t>
-      </w:r>
-      <w:r>
-        <w:rPr>
-          <w:color w:val="004C62" w:themeColor="accent1" w:themeShade="BF"/>
-        </w:rPr>
-        <w:t xml:space="preserve"> | </w:t>
-      </w:r>
-      <w:r>
-        <w:rPr>
-          <w:color w:val="004C62" w:themeColor="accent1" w:themeShade="BF"/>
-        </w:rPr>
-        <w:t>COMPUTER SYSTEM SERVICING</w:t>
-      </w:r>
-    </w:p>
-    <w:p>
-      <w:pPr>
-        <w:rPr>
-          <w:rStyle w:val="Emphasis"/>
-          <w:bCs/>
-          <w:iCs w:val="0"/>
           <w:color w:val="000000" w:themeColor="text1"/>
         </w:rPr>
         <w:sectPr>
-          <w:footerReference w:type="default" r:id="rId14"/>
+          <w:footerReference w:type="default" r:id="rId16"/>
           <w:type w:val="continuous"/>
           <w:pgSz w:w="12240" w:h="15840" w:code="1"/>
           <w:pgMar w:top="567" w:right="992" w:bottom="567" w:left="1077" w:header="578" w:footer="720" w:gutter="0"/>
@@ -1397,12 +1362,22 @@
           <w:docGrid w:linePitch="360"/>
         </w:sectPr>
       </w:pPr>
-      <w:r>
-        <w:rPr>
-          <w:bCs/>
-        </w:rPr>
-        <w:t>Certificate No. 18072202005880</w:t>
-      </w:r>
+      <w:hyperlink r:id="rId17" w:history="1">
+        <w:r>
+          <w:rPr>
+            <w:rStyle w:val="Hyperlink"/>
+          </w:rPr>
+          <w:t xml:space="preserve">Angular Certification — </w:t>
+        </w:r>
+        <w:proofErr w:type="spellStart"/>
+        <w:r>
+          <w:rPr>
+            <w:rStyle w:val="Hyperlink"/>
+          </w:rPr>
+          <w:t>Udemy</w:t>
+        </w:r>
+      </w:hyperlink>
+      <w:proofErr w:type="spellEnd"/>
     </w:p>
     <w:p>
       <w:pPr>
@@ -1414,7 +1389,7 @@
         <w:sectPr>
           <w:type w:val="continuous"/>
           <w:pgSz w:w="12240" w:h="15840" w:code="1"/>
-          <w:pgMar w:top="1080" w:right="990" w:bottom="576" w:left="1080" w:header="576" w:footer="720" w:gutter="0"/>
+          <w:pgMar w:top="1474" w:right="992" w:bottom="578" w:left="1077" w:header="578" w:footer="720" w:gutter="0"/>
           <w:cols w:num="2" w:space="720"/>
           <w:titlePg/>
           <w:docGrid w:linePitch="360"/>
@@ -1423,7 +1398,7 @@
     </w:p>
     <w:p/>
     <w:sectPr>
-      <w:footerReference w:type="default" r:id="rId15"/>
+      <w:footerReference w:type="default" r:id="rId18"/>
       <w:type w:val="continuous"/>
       <w:pgSz w:w="12240" w:h="15840" w:code="1"/>
       <w:pgMar w:top="1080" w:right="990" w:bottom="576" w:left="1080" w:header="576" w:footer="720" w:gutter="0"/>
@@ -3921,7 +3896,6 @@
   <w:style w:type="character" w:default="1" w:styleId="DefaultParagraphFont">
     <w:name w:val="Default Paragraph Font"/>
     <w:uiPriority w:val="1"/>
-    <w:semiHidden/>
     <w:unhideWhenUsed/>
   </w:style>
   <w:style w:type="table" w:default="1" w:styleId="TableNormal">

--- a/resume-2.docx
+++ b/resume-2.docx
@@ -35,34 +35,14 @@
                 <w:szCs w:val="64"/>
               </w:rPr>
             </w:pPr>
-            <w:proofErr w:type="spellStart"/>
             <w:r>
               <w:rPr>
                 <w:color w:val="004C62" w:themeColor="accent1" w:themeShade="BF"/>
                 <w:sz w:val="64"/>
                 <w:szCs w:val="64"/>
               </w:rPr>
-              <w:t>Aljun</w:t>
+              <w:t>Aljun Abrenica</w:t>
             </w:r>
-            <w:proofErr w:type="spellEnd"/>
-            <w:r>
-              <w:rPr>
-                <w:color w:val="004C62" w:themeColor="accent1" w:themeShade="BF"/>
-                <w:sz w:val="64"/>
-                <w:szCs w:val="64"/>
-              </w:rPr>
-              <w:t xml:space="preserve"> </w:t>
-            </w:r>
-            <w:proofErr w:type="spellStart"/>
-            <w:r>
-              <w:rPr>
-                <w:color w:val="004C62" w:themeColor="accent1" w:themeShade="BF"/>
-                <w:sz w:val="64"/>
-                <w:szCs w:val="64"/>
-              </w:rPr>
-              <w:t>Abrenica</w:t>
-            </w:r>
-            <w:proofErr w:type="spellEnd"/>
           </w:p>
           <w:p>
             <w:pPr>
@@ -549,7 +529,7 @@
               </wp:anchor>
             </w:drawing>
           </mc:Choice>
-          <mc:Fallback xmlns:w16sdtfl="http://schemas.microsoft.com/office/word/2024/wordml/sdtformatlock" xmlns:w16du="http://schemas.microsoft.com/office/word/2023/wordml/word16du" xmlns:oel="http://schemas.microsoft.com/office/2019/extlst">
+          <mc:Fallback xmlns:oel="http://schemas.microsoft.com/office/2019/extlst" xmlns:w16du="http://schemas.microsoft.com/office/word/2023/wordml/word16du" xmlns:w16sdtfl="http://schemas.microsoft.com/office/word/2024/wordml/sdtformatlock">
             <w:pict>
               <v:group w14:anchorId="25F58D39" id="Group 2" o:spid="_x0000_s1026" alt="&quot;&quot;" style="position:absolute;margin-left:560.8pt;margin-top:-79.5pt;width:612pt;height:930.75pt;z-index:-251657216;mso-position-horizontal:right;mso-position-horizontal-relative:page;mso-width-relative:margin;mso-height-relative:margin" coordorigin="-2965,-5662" coordsize="77724,100584" o:gfxdata="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">
                 <v:rect id="Rectangle 1" o:spid="_x0000_s1027" style="position:absolute;left:-2965;top:-5662;width:77723;height:100583;visibility:hidden;mso-wrap-style:square;v-text-anchor:middle" o:gfxdata="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" fillcolor="#fdf0cd [663]" stroked="f" strokeweight="1pt">
@@ -676,21 +656,14 @@
           <w:rStyle w:val="Emphasis"/>
           <w:color w:val="006683" w:themeColor="accent1"/>
         </w:rPr>
-        <w:t>ACCENTURE | ADVANCE APP</w:t>
+        <w:t xml:space="preserve">ACCENTURE | </w:t>
       </w:r>
       <w:r>
         <w:rPr>
           <w:rStyle w:val="Emphasis"/>
           <w:color w:val="006683" w:themeColor="accent1"/>
         </w:rPr>
-        <w:t>LICATION</w:t>
-      </w:r>
-      <w:r>
-        <w:rPr>
-          <w:rStyle w:val="Emphasis"/>
-          <w:color w:val="006683" w:themeColor="accent1"/>
-        </w:rPr>
-        <w:t xml:space="preserve"> ENGINEERING ANALYST</w:t>
+        <w:t>SOFTWARE ENGINEER</w:t>
       </w:r>
     </w:p>
     <w:p>
@@ -898,36 +871,14 @@
       <w:r>
         <w:t xml:space="preserve">Tech: </w:t>
       </w:r>
-      <w:proofErr w:type="spellStart"/>
       <w:r>
         <w:t>Next</w:t>
       </w:r>
       <w:r>
         <w:t>JS</w:t>
       </w:r>
-      <w:proofErr w:type="spellEnd"/>
       <w:r>
-        <w:t xml:space="preserve">, </w:t>
-      </w:r>
-      <w:r>
-        <w:t xml:space="preserve">React, TypeScript, </w:t>
-      </w:r>
-      <w:proofErr w:type="spellStart"/>
-      <w:r>
-        <w:t>GraphQL</w:t>
-      </w:r>
-      <w:proofErr w:type="spellEnd"/>
-      <w:r>
-        <w:t>, R</w:t>
-      </w:r>
-      <w:r>
-        <w:t>ecoil, Prisma</w:t>
-      </w:r>
-      <w:r>
-        <w:t>, MUI,</w:t>
-      </w:r>
-      <w:r>
-        <w:t xml:space="preserve"> SQL</w:t>
+        <w:t>, React, TypeScript, GraphQL, Recoil, Prisma, MUI, SQL</w:t>
       </w:r>
     </w:p>
     <w:bookmarkEnd w:id="0"/>
@@ -1237,10 +1188,7 @@
                     </w:rPr>
                   </w:pPr>
                   <w:r>
-                    <w:t>February</w:t>
-                  </w:r>
-                  <w:r>
-                    <w:t xml:space="preserve"> </w:t>
+                    <w:t xml:space="preserve">February </w:t>
                   </w:r>
                   <w:r>
                     <w:rPr>
@@ -1367,17 +1315,9 @@
           <w:rPr>
             <w:rStyle w:val="Hyperlink"/>
           </w:rPr>
-          <w:t xml:space="preserve">Angular Certification — </w:t>
-        </w:r>
-        <w:proofErr w:type="spellStart"/>
-        <w:r>
-          <w:rPr>
-            <w:rStyle w:val="Hyperlink"/>
-          </w:rPr>
-          <w:t>Udemy</w:t>
+          <w:t>Angular Certification — Udemy</w:t>
         </w:r>
       </w:hyperlink>
-      <w:proofErr w:type="spellEnd"/>
     </w:p>
     <w:p>
       <w:pPr>
@@ -3896,6 +3836,7 @@
   <w:style w:type="character" w:default="1" w:styleId="DefaultParagraphFont">
     <w:name w:val="Default Paragraph Font"/>
     <w:uiPriority w:val="1"/>
+    <w:semiHidden/>
     <w:unhideWhenUsed/>
   </w:style>
   <w:style w:type="table" w:default="1" w:styleId="TableNormal">
@@ -28952,10 +28893,6 @@
 </file>
 
 <file path=customXml/item2.xml><?xml version="1.0" encoding="utf-8"?>
-<b:Sources xmlns:b="http://schemas.openxmlformats.org/officeDocument/2006/bibliography" xmlns="http://schemas.openxmlformats.org/officeDocument/2006/bibliography" SelectedStyle="\APASixthEditionOfficeOnline.xsl" StyleName="APA" Version="6"/>
-</file>
-
-<file path=customXml/item3.xml><?xml version="1.0" encoding="utf-8"?>
 <p:properties xmlns:p="http://schemas.microsoft.com/office/2006/metadata/properties" xmlns:xsi="http://www.w3.org/2001/XMLSchema-instance" xmlns:pc="http://schemas.microsoft.com/office/infopath/2007/PartnerControls">
   <documentManagement>
     <_ip_UnifiedCompliancePolicyUIAction xmlns="http://schemas.microsoft.com/sharepoint/v3" xsi:nil="true"/>
@@ -28975,16 +28912,11 @@
 </p:properties>
 </file>
 
-<file path=customXml/item4.xml><?xml version="1.0" encoding="utf-8"?>
-<?mso-contentType ?>
-<FormTemplates xmlns="http://schemas.microsoft.com/sharepoint/v3/contenttype/forms">
-  <Display>DocumentLibraryForm</Display>
-  <Edit>DocumentLibraryForm</Edit>
-  <New>DocumentLibraryForm</New>
-</FormTemplates>
+<file path=customXml/item3.xml><?xml version="1.0" encoding="utf-8"?>
+<b:Sources xmlns:b="http://schemas.openxmlformats.org/officeDocument/2006/bibliography" xmlns="http://schemas.openxmlformats.org/officeDocument/2006/bibliography" SelectedStyle="\APASixthEditionOfficeOnline.xsl" StyleName="APA" Version="6"/>
 </file>
 
-<file path=customXml/item5.xml><?xml version="1.0" encoding="utf-8"?>
+<file path=customXml/item4.xml><?xml version="1.0" encoding="utf-8"?>
 <ct:contentTypeSchema xmlns:ct="http://schemas.microsoft.com/office/2006/metadata/contentType" xmlns:ma="http://schemas.microsoft.com/office/2006/metadata/properties/metaAttributes" ct:_="" ma:_="" ma:contentTypeName="Document" ma:contentTypeID="0x01010079F111ED35F8CC479449609E8A0923A6" ma:contentTypeVersion="26" ma:contentTypeDescription="Create a new document." ma:contentTypeScope="" ma:versionID="ac37c1753acd5e330d2062ccec26ea66">
   <xsd:schema xmlns:xsd="http://www.w3.org/2001/XMLSchema" xmlns:xs="http://www.w3.org/2001/XMLSchema" xmlns:p="http://schemas.microsoft.com/office/2006/metadata/properties" xmlns:ns1="http://schemas.microsoft.com/sharepoint/v3" xmlns:ns2="71af3243-3dd4-4a8d-8c0d-dd76da1f02a5" xmlns:ns3="16c05727-aa75-4e4a-9b5f-8a80a1165891" xmlns:ns4="230e9df3-be65-4c73-a93b-d1236ebd677e" targetNamespace="http://schemas.microsoft.com/office/2006/metadata/properties" ma:root="true" ma:fieldsID="3b340c7101c92c5120abd06486f94548" ns1:_="" ns2:_="" ns3:_="" ns4:_="">
     <xsd:import namespace="http://schemas.microsoft.com/sharepoint/v3"/>
@@ -29284,6 +29216,15 @@
 </ct:contentTypeSchema>
 </file>
 
+<file path=customXml/item5.xml><?xml version="1.0" encoding="utf-8"?>
+<?mso-contentType ?>
+<FormTemplates xmlns="http://schemas.microsoft.com/sharepoint/v3/contenttype/forms">
+  <Display>DocumentLibraryForm</Display>
+  <Edit>DocumentLibraryForm</Edit>
+  <New>DocumentLibraryForm</New>
+</FormTemplates>
+</file>
+
 <file path=customXml/itemProps1.xml><?xml version="1.0" encoding="utf-8"?>
 <ds:datastoreItem xmlns:ds="http://schemas.openxmlformats.org/officeDocument/2006/customXml" ds:itemID="{55AF091B-3C7A-41E3-B477-F2FDAA23CFDA}">
   <ds:schemaRefs>
@@ -29293,14 +29234,6 @@
 </file>
 
 <file path=customXml/itemProps2.xml><?xml version="1.0" encoding="utf-8"?>
-<ds:datastoreItem xmlns:ds="http://schemas.openxmlformats.org/officeDocument/2006/customXml" ds:itemID="{24EB2AD1-501F-4C48-A9B2-C9727C3F26D3}">
-  <ds:schemaRefs>
-    <ds:schemaRef ds:uri="http://schemas.openxmlformats.org/officeDocument/2006/bibliography"/>
-  </ds:schemaRefs>
-</ds:datastoreItem>
-</file>
-
-<file path=customXml/itemProps3.xml><?xml version="1.0" encoding="utf-8"?>
 <ds:datastoreItem xmlns:ds="http://schemas.openxmlformats.org/officeDocument/2006/customXml" ds:itemID="{4C07A456-7218-4555-83FC-88B53020ECA9}">
   <ds:schemaRefs>
     <ds:schemaRef ds:uri="http://schemas.microsoft.com/office/2006/metadata/properties"/>
@@ -29312,15 +29245,15 @@
 </ds:datastoreItem>
 </file>
 
-<file path=customXml/itemProps4.xml><?xml version="1.0" encoding="utf-8"?>
-<ds:datastoreItem xmlns:ds="http://schemas.openxmlformats.org/officeDocument/2006/customXml" ds:itemID="{94337639-ED8C-45BE-AD51-D56691D366C8}">
+<file path=customXml/itemProps3.xml><?xml version="1.0" encoding="utf-8"?>
+<ds:datastoreItem xmlns:ds="http://schemas.openxmlformats.org/officeDocument/2006/customXml" ds:itemID="{24EB2AD1-501F-4C48-A9B2-C9727C3F26D3}">
   <ds:schemaRefs>
-    <ds:schemaRef ds:uri="http://schemas.microsoft.com/sharepoint/v3/contenttype/forms"/>
+    <ds:schemaRef ds:uri="http://schemas.openxmlformats.org/officeDocument/2006/bibliography"/>
   </ds:schemaRefs>
 </ds:datastoreItem>
 </file>
 
-<file path=customXml/itemProps5.xml><?xml version="1.0" encoding="utf-8"?>
+<file path=customXml/itemProps4.xml><?xml version="1.0" encoding="utf-8"?>
 <ds:datastoreItem xmlns:ds="http://schemas.openxmlformats.org/officeDocument/2006/customXml" ds:itemID="{8290BE2B-3584-4541-96BA-1C1F91E717F4}">
   <ds:schemaRefs>
     <ds:schemaRef ds:uri="http://schemas.microsoft.com/office/2006/metadata/contentType"/>
@@ -29341,6 +29274,14 @@
 </ds:datastoreItem>
 </file>
 
+<file path=customXml/itemProps5.xml><?xml version="1.0" encoding="utf-8"?>
+<ds:datastoreItem xmlns:ds="http://schemas.openxmlformats.org/officeDocument/2006/customXml" ds:itemID="{94337639-ED8C-45BE-AD51-D56691D366C8}">
+  <ds:schemaRefs>
+    <ds:schemaRef ds:uri="http://schemas.microsoft.com/sharepoint/v3/contenttype/forms"/>
+  </ds:schemaRefs>
+</ds:datastoreItem>
+</file>
+
 <file path=docMetadata/LabelInfo.xml><?xml version="1.0" encoding="utf-8"?>
 <clbl:labelList xmlns:clbl="http://schemas.microsoft.com/office/2020/mipLabelMetadata"/>
 </file>